--- a/Src/Equation/Centered/CIPCSL2/CIPCSL2.docx
+++ b/Src/Equation/Centered/CIPCSL2/CIPCSL2.docx
@@ -71,10 +71,10 @@
             <v:path o:extrusionok="f" gradientshapeok="t" o:connecttype="rect"/>
             <o:lock v:ext="edit" aspectratio="t"/>
           </v:shapetype>
-          <v:shape id="_x0000_i1050" type="#_x0000_t75" style="width:98pt;height:31.2pt" o:ole="">
+          <v:shape id="_x0000_i1025" type="#_x0000_t75" style="width:98pt;height:31.2pt" o:ole="">
             <v:imagedata r:id="rId8" o:title=""/>
           </v:shape>
-          <o:OLEObject Type="Embed" ProgID="Equation.DSMT4" ShapeID="_x0000_i1050" DrawAspect="Content" ObjectID="_1846997274" r:id="rId9"/>
+          <o:OLEObject Type="Embed" ProgID="Equation.DSMT4" ShapeID="_x0000_i1025" DrawAspect="Content" ObjectID="_1846999754" r:id="rId9"/>
         </w:object>
       </w:r>
       <w:r>
@@ -422,10 +422,10 @@
           <w:position w:val="-22"/>
         </w:rPr>
         <w:object w:dxaOrig="1040" w:dyaOrig="580" w14:anchorId="0BD0CCBB">
-          <v:shape id="_x0000_i1055" type="#_x0000_t75" style="width:52pt;height:29.2pt" o:ole="">
+          <v:shape id="_x0000_i1026" type="#_x0000_t75" style="width:52pt;height:29.2pt" o:ole="">
             <v:imagedata r:id="rId10" o:title=""/>
           </v:shape>
-          <o:OLEObject Type="Embed" ProgID="Equation.DSMT4" ShapeID="_x0000_i1055" DrawAspect="Content" ObjectID="_1846997275" r:id="rId11"/>
+          <o:OLEObject Type="Embed" ProgID="Equation.DSMT4" ShapeID="_x0000_i1026" DrawAspect="Content" ObjectID="_1846999755" r:id="rId11"/>
         </w:object>
       </w:r>
       <w:r>
@@ -604,10 +604,10 @@
           <w:position w:val="-22"/>
         </w:rPr>
         <w:object w:dxaOrig="2079" w:dyaOrig="580" w14:anchorId="7E8AB14A">
-          <v:shape id="_x0000_i1065" type="#_x0000_t75" style="width:104pt;height:29.2pt" o:ole="">
+          <v:shape id="_x0000_i1027" type="#_x0000_t75" style="width:104pt;height:29.2pt" o:ole="">
             <v:imagedata r:id="rId12" o:title=""/>
           </v:shape>
-          <o:OLEObject Type="Embed" ProgID="Equation.DSMT4" ShapeID="_x0000_i1065" DrawAspect="Content" ObjectID="_1846997276" r:id="rId13"/>
+          <o:OLEObject Type="Embed" ProgID="Equation.DSMT4" ShapeID="_x0000_i1027" DrawAspect="Content" ObjectID="_1846999756" r:id="rId13"/>
         </w:object>
       </w:r>
       <w:r>
@@ -802,15 +802,7 @@
           <w:sz w:val="16"/>
           <w:szCs w:val="16"/>
         </w:rPr>
-        <w:t>c</w:t>
-      </w:r>
-      <w:r>
-        <w:rPr>
-          <w:rFonts w:ascii="Courier New" w:hAnsi="Courier New" w:cs="Courier New"/>
-          <w:sz w:val="16"/>
-          <w:szCs w:val="16"/>
-        </w:rPr>
-        <w:t>ipcsl2.h</w:t>
+        <w:t>cipcsl2.h</w:t>
       </w:r>
     </w:p>
     <w:p>
@@ -1739,15 +1731,7 @@
           <w:sz w:val="16"/>
           <w:szCs w:val="16"/>
         </w:rPr>
-        <w:t xml:space="preserve">  |    |——</w:t>
-      </w:r>
-      <w:r>
-        <w:rPr>
-          <w:rFonts w:ascii="Courier New" w:hAnsi="Courier New" w:cs="Courier New"/>
-          <w:sz w:val="16"/>
-          <w:szCs w:val="16"/>
-        </w:rPr>
-        <w:t>ancillary</w:t>
+        <w:t xml:space="preserve">  |    |——ancillary</w:t>
       </w:r>
       <w:r>
         <w:rPr>
@@ -1823,13 +1807,6 @@
           <w:szCs w:val="16"/>
         </w:rPr>
         <w:tab/>
-      </w:r>
-      <w:r>
-        <w:rPr>
-          <w:rFonts w:ascii="Courier New" w:hAnsi="Courier New" w:cs="Courier New"/>
-          <w:sz w:val="16"/>
-          <w:szCs w:val="16"/>
-        </w:rPr>
         <w:t xml:space="preserve">: </w:t>
       </w:r>
       <w:r>
@@ -2093,6 +2070,186 @@
           <w:sz w:val="16"/>
           <w:szCs w:val="16"/>
         </w:rPr>
+        <w:t xml:space="preserve">  |    |    </w:t>
+      </w:r>
+      <w:r>
+        <w:rPr>
+          <w:rFonts w:ascii="Courier New" w:hAnsi="Courier New" w:cs="Courier New" w:hint="eastAsia"/>
+          <w:sz w:val="16"/>
+          <w:szCs w:val="16"/>
+        </w:rPr>
+        <w:t xml:space="preserve">     </w:t>
+      </w:r>
+      <w:r>
+        <w:rPr>
+          <w:rFonts w:ascii="Courier New" w:hAnsi="Courier New" w:cs="Courier New"/>
+          <w:sz w:val="16"/>
+          <w:szCs w:val="16"/>
+        </w:rPr>
+        <w:t>|——</w:t>
+      </w:r>
+      <w:proofErr w:type="spellStart"/>
+      <w:proofErr w:type="gramStart"/>
+      <w:r>
+        <w:rPr>
+          <w:rFonts w:ascii="Courier New" w:hAnsi="Courier New" w:cs="Courier New" w:hint="eastAsia"/>
+          <w:sz w:val="16"/>
+          <w:szCs w:val="16"/>
+        </w:rPr>
+        <w:t>heavi.calculate</w:t>
+      </w:r>
+      <w:proofErr w:type="gramEnd"/>
+      <w:r>
+        <w:rPr>
+          <w:rFonts w:ascii="Courier New" w:hAnsi="Courier New" w:cs="Courier New" w:hint="eastAsia"/>
+          <w:sz w:val="16"/>
+          <w:szCs w:val="16"/>
+        </w:rPr>
+        <w:t>_</w:t>
+      </w:r>
+      <w:proofErr w:type="gramStart"/>
+      <w:r>
+        <w:rPr>
+          <w:rFonts w:ascii="Courier New" w:hAnsi="Courier New" w:cs="Courier New" w:hint="eastAsia"/>
+          <w:sz w:val="16"/>
+          <w:szCs w:val="16"/>
+        </w:rPr>
+        <w:t>adens</w:t>
+      </w:r>
+      <w:proofErr w:type="spellEnd"/>
+      <w:r>
+        <w:rPr>
+          <w:rFonts w:ascii="Courier New" w:hAnsi="Courier New" w:cs="Courier New" w:hint="eastAsia"/>
+          <w:sz w:val="16"/>
+          <w:szCs w:val="16"/>
+        </w:rPr>
+        <w:t xml:space="preserve"> </w:t>
+      </w:r>
+      <w:r>
+        <w:rPr>
+          <w:rFonts w:ascii="Courier New" w:hAnsi="Courier New" w:cs="Courier New"/>
+          <w:sz w:val="16"/>
+          <w:szCs w:val="16"/>
+        </w:rPr>
+        <w:t>:</w:t>
+      </w:r>
+      <w:proofErr w:type="gramEnd"/>
+      <w:r>
+        <w:rPr>
+          <w:rFonts w:ascii="Courier New" w:hAnsi="Courier New" w:cs="Courier New"/>
+          <w:sz w:val="16"/>
+          <w:szCs w:val="16"/>
+        </w:rPr>
+        <w:t xml:space="preserve"> </w:t>
+      </w:r>
+      <w:r>
+        <w:rPr>
+          <w:rFonts w:ascii="Courier New" w:hAnsi="Courier New" w:cs="Courier New"/>
+          <w:sz w:val="16"/>
+          <w:szCs w:val="16"/>
+        </w:rPr>
+        <w:t>calculate area density</w:t>
+      </w:r>
+    </w:p>
+    <w:p>
+      <w:pPr>
+        <w:rPr>
+          <w:rFonts w:ascii="Courier New" w:hAnsi="Courier New" w:cs="Courier New" w:hint="eastAsia"/>
+          <w:sz w:val="16"/>
+          <w:szCs w:val="16"/>
+        </w:rPr>
+      </w:pPr>
+      <w:r>
+        <w:rPr>
+          <w:rFonts w:ascii="Courier New" w:hAnsi="Courier New" w:cs="Courier New"/>
+          <w:sz w:val="16"/>
+          <w:szCs w:val="16"/>
+        </w:rPr>
+        <w:t xml:space="preserve">  |    |    </w:t>
+      </w:r>
+      <w:r>
+        <w:rPr>
+          <w:rFonts w:ascii="Courier New" w:hAnsi="Courier New" w:cs="Courier New" w:hint="eastAsia"/>
+          <w:sz w:val="16"/>
+          <w:szCs w:val="16"/>
+        </w:rPr>
+        <w:t xml:space="preserve">     </w:t>
+      </w:r>
+      <w:r>
+        <w:rPr>
+          <w:rFonts w:ascii="Courier New" w:hAnsi="Courier New" w:cs="Courier New" w:hint="eastAsia"/>
+          <w:sz w:val="16"/>
+          <w:szCs w:val="16"/>
+        </w:rPr>
+        <w:t xml:space="preserve">     </w:t>
+      </w:r>
+      <w:r>
+        <w:rPr>
+          <w:rFonts w:ascii="Courier New" w:hAnsi="Courier New" w:cs="Courier New"/>
+          <w:sz w:val="16"/>
+          <w:szCs w:val="16"/>
+        </w:rPr>
+        <w:t>|——</w:t>
+      </w:r>
+      <w:proofErr w:type="spellStart"/>
+      <w:proofErr w:type="gramStart"/>
+      <w:r>
+        <w:rPr>
+          <w:rFonts w:ascii="Courier New" w:hAnsi="Courier New" w:cs="Courier New" w:hint="eastAsia"/>
+          <w:sz w:val="16"/>
+          <w:szCs w:val="16"/>
+        </w:rPr>
+        <w:t>mc.area</w:t>
+      </w:r>
+      <w:proofErr w:type="spellEnd"/>
+      <w:proofErr w:type="gramEnd"/>
+      <w:r>
+        <w:rPr>
+          <w:rFonts w:ascii="Courier New" w:hAnsi="Courier New" w:cs="Courier New" w:hint="eastAsia"/>
+          <w:sz w:val="16"/>
+          <w:szCs w:val="16"/>
+        </w:rPr>
+        <w:t xml:space="preserve"> </w:t>
+      </w:r>
+      <w:r>
+        <w:rPr>
+          <w:rFonts w:ascii="Courier New" w:hAnsi="Courier New" w:cs="Courier New"/>
+          <w:sz w:val="16"/>
+          <w:szCs w:val="16"/>
+        </w:rPr>
+        <w:tab/>
+      </w:r>
+      <w:r>
+        <w:rPr>
+          <w:rFonts w:ascii="Courier New" w:hAnsi="Courier New" w:cs="Courier New"/>
+          <w:sz w:val="16"/>
+          <w:szCs w:val="16"/>
+        </w:rPr>
+        <w:t xml:space="preserve">: </w:t>
+      </w:r>
+      <w:r>
+        <w:rPr>
+          <w:rFonts w:ascii="Courier New" w:hAnsi="Courier New" w:cs="Courier New" w:hint="eastAsia"/>
+          <w:sz w:val="16"/>
+          <w:szCs w:val="16"/>
+        </w:rPr>
+        <w:t>marching cube</w:t>
+      </w:r>
+    </w:p>
+    <w:p>
+      <w:pPr>
+        <w:rPr>
+          <w:rFonts w:ascii="Courier New" w:hAnsi="Courier New" w:cs="Courier New"/>
+          <w:sz w:val="16"/>
+          <w:szCs w:val="16"/>
+        </w:rPr>
+      </w:pPr>
+      <w:r>
+        <w:rPr>
+          <w:rFonts w:ascii="Courier New" w:hAnsi="Courier New" w:cs="Courier New"/>
+          <w:sz w:val="16"/>
+          <w:szCs w:val="16"/>
+        </w:rPr>
         <w:t xml:space="preserve">  |</w:t>
       </w:r>
     </w:p>
@@ -2110,7 +2267,96 @@
           <w:sz w:val="16"/>
           <w:szCs w:val="16"/>
         </w:rPr>
-        <w:t xml:space="preserve">  '——tension                       </w:t>
+        <w:t xml:space="preserve">  '——tension</w:t>
+      </w:r>
+      <w:r>
+        <w:rPr>
+          <w:rFonts w:ascii="Courier New" w:hAnsi="Courier New" w:cs="Courier New"/>
+          <w:sz w:val="16"/>
+          <w:szCs w:val="16"/>
+        </w:rPr>
+        <w:tab/>
+      </w:r>
+      <w:r>
+        <w:rPr>
+          <w:rFonts w:ascii="Courier New" w:hAnsi="Courier New" w:cs="Courier New"/>
+          <w:sz w:val="16"/>
+          <w:szCs w:val="16"/>
+        </w:rPr>
+        <w:tab/>
+      </w:r>
+      <w:r>
+        <w:rPr>
+          <w:rFonts w:ascii="Courier New" w:hAnsi="Courier New" w:cs="Courier New"/>
+          <w:sz w:val="16"/>
+          <w:szCs w:val="16"/>
+        </w:rPr>
+        <w:tab/>
+      </w:r>
+      <w:r>
+        <w:rPr>
+          <w:rFonts w:ascii="Courier New" w:hAnsi="Courier New" w:cs="Courier New"/>
+          <w:sz w:val="16"/>
+          <w:szCs w:val="16"/>
+        </w:rPr>
+        <w:tab/>
+      </w:r>
+      <w:r>
+        <w:rPr>
+          <w:rFonts w:ascii="Courier New" w:hAnsi="Courier New" w:cs="Courier New"/>
+          <w:sz w:val="16"/>
+          <w:szCs w:val="16"/>
+        </w:rPr>
+        <w:t>: surface tension</w:t>
+      </w:r>
+    </w:p>
+    <w:p>
+      <w:pPr>
+        <w:rPr>
+          <w:rFonts w:ascii="Courier New" w:hAnsi="Courier New" w:cs="Courier New"/>
+          <w:sz w:val="16"/>
+          <w:szCs w:val="16"/>
+        </w:rPr>
+      </w:pPr>
+      <w:r>
+        <w:rPr>
+          <w:rFonts w:ascii="Courier New" w:hAnsi="Courier New" w:cs="Courier New"/>
+          <w:sz w:val="16"/>
+          <w:szCs w:val="16"/>
+        </w:rPr>
+        <w:t xml:space="preserve">        |——curvature</w:t>
+      </w:r>
+      <w:r>
+        <w:rPr>
+          <w:rFonts w:ascii="Courier New" w:hAnsi="Courier New" w:cs="Courier New"/>
+          <w:sz w:val="16"/>
+          <w:szCs w:val="16"/>
+        </w:rPr>
+        <w:tab/>
+      </w:r>
+      <w:r>
+        <w:rPr>
+          <w:rFonts w:ascii="Courier New" w:hAnsi="Courier New" w:cs="Courier New"/>
+          <w:sz w:val="16"/>
+          <w:szCs w:val="16"/>
+        </w:rPr>
+        <w:tab/>
+      </w:r>
+      <w:r>
+        <w:rPr>
+          <w:rFonts w:ascii="Courier New" w:hAnsi="Courier New" w:cs="Courier New"/>
+          <w:sz w:val="16"/>
+          <w:szCs w:val="16"/>
+        </w:rPr>
+        <w:tab/>
+      </w:r>
+      <w:r>
+        <w:rPr>
+          <w:rFonts w:ascii="Courier New" w:hAnsi="Courier New" w:cs="Courier New"/>
+          <w:sz w:val="16"/>
+          <w:szCs w:val="16"/>
+        </w:rPr>
+        <w:t xml:space="preserve">: </w:t>
       </w:r>
       <w:proofErr w:type="gramStart"/>
       <w:r>
@@ -2119,6 +2365,194 @@
           <w:sz w:val="16"/>
           <w:szCs w:val="16"/>
         </w:rPr>
+        <w:t>curvature calculation</w:t>
+      </w:r>
+      <w:proofErr w:type="gramEnd"/>
+    </w:p>
+    <w:p>
+      <w:pPr>
+        <w:rPr>
+          <w:rFonts w:ascii="Courier New" w:hAnsi="Courier New" w:cs="Courier New"/>
+          <w:sz w:val="16"/>
+          <w:szCs w:val="16"/>
+        </w:rPr>
+      </w:pPr>
+      <w:r>
+        <w:rPr>
+          <w:rFonts w:ascii="Courier New" w:hAnsi="Courier New" w:cs="Courier New"/>
+          <w:sz w:val="16"/>
+          <w:szCs w:val="16"/>
+        </w:rPr>
+        <w:t xml:space="preserve">        |</w:t>
+      </w:r>
+      <w:r>
+        <w:rPr>
+          <w:rFonts w:ascii="Courier New" w:hAnsi="Courier New" w:cs="Courier New"/>
+          <w:sz w:val="16"/>
+          <w:szCs w:val="16"/>
+        </w:rPr>
+        <w:t xml:space="preserve">    |——</w:t>
+      </w:r>
+      <w:proofErr w:type="spellStart"/>
+      <w:r>
+        <w:rPr>
+          <w:rFonts w:ascii="Courier New" w:hAnsi="Courier New" w:cs="Courier New"/>
+          <w:sz w:val="16"/>
+          <w:szCs w:val="16"/>
+        </w:rPr>
+        <w:t>distfunc</w:t>
+      </w:r>
+      <w:proofErr w:type="spellEnd"/>
+      <w:r>
+        <w:rPr>
+          <w:rFonts w:ascii="Courier New" w:hAnsi="Courier New" w:cs="Courier New"/>
+          <w:sz w:val="16"/>
+          <w:szCs w:val="16"/>
+        </w:rPr>
+        <w:tab/>
+      </w:r>
+      <w:r>
+        <w:rPr>
+          <w:rFonts w:ascii="Courier New" w:hAnsi="Courier New" w:cs="Courier New"/>
+          <w:sz w:val="16"/>
+          <w:szCs w:val="16"/>
+        </w:rPr>
+        <w:tab/>
+      </w:r>
+      <w:r>
+        <w:rPr>
+          <w:rFonts w:ascii="Courier New" w:hAnsi="Courier New" w:cs="Courier New"/>
+          <w:sz w:val="16"/>
+          <w:szCs w:val="16"/>
+        </w:rPr>
+        <w:t>: distance function</w:t>
+      </w:r>
+    </w:p>
+    <w:p>
+      <w:pPr>
+        <w:rPr>
+          <w:rFonts w:ascii="Courier New" w:hAnsi="Courier New" w:cs="Courier New" w:hint="eastAsia"/>
+          <w:sz w:val="16"/>
+          <w:szCs w:val="16"/>
+        </w:rPr>
+      </w:pPr>
+      <w:r>
+        <w:rPr>
+          <w:rFonts w:ascii="Courier New" w:hAnsi="Courier New" w:cs="Courier New"/>
+          <w:sz w:val="16"/>
+          <w:szCs w:val="16"/>
+        </w:rPr>
+        <w:t xml:space="preserve">        |    </w:t>
+      </w:r>
+      <w:r>
+        <w:rPr>
+          <w:rFonts w:ascii="Courier New" w:hAnsi="Courier New" w:cs="Courier New"/>
+          <w:sz w:val="16"/>
+          <w:szCs w:val="16"/>
+        </w:rPr>
+        <w:t>|——sharpen</w:t>
+      </w:r>
+      <w:r>
+        <w:rPr>
+          <w:rFonts w:ascii="Courier New" w:hAnsi="Courier New" w:cs="Courier New" w:hint="eastAsia"/>
+          <w:sz w:val="16"/>
+          <w:szCs w:val="16"/>
+        </w:rPr>
+        <w:t>(</w:t>
+      </w:r>
+      <w:proofErr w:type="spellStart"/>
+      <w:r>
+        <w:rPr>
+          <w:rFonts w:ascii="Courier New" w:hAnsi="Courier New" w:cs="Courier New" w:hint="eastAsia"/>
+          <w:sz w:val="16"/>
+          <w:szCs w:val="16"/>
+        </w:rPr>
+        <w:t>sclr</w:t>
+      </w:r>
+      <w:proofErr w:type="spellEnd"/>
+      <w:r>
+        <w:rPr>
+          <w:rFonts w:ascii="Courier New" w:hAnsi="Courier New" w:cs="Courier New" w:hint="eastAsia"/>
+          <w:sz w:val="16"/>
+          <w:szCs w:val="16"/>
+        </w:rPr>
+        <w:t>)</w:t>
+      </w:r>
+      <w:r>
+        <w:rPr>
+          <w:rFonts w:ascii="Courier New" w:hAnsi="Courier New" w:cs="Courier New"/>
+          <w:sz w:val="16"/>
+          <w:szCs w:val="16"/>
+        </w:rPr>
+        <w:tab/>
+      </w:r>
+      <w:r>
+        <w:rPr>
+          <w:rFonts w:ascii="Courier New" w:hAnsi="Courier New" w:cs="Courier New"/>
+          <w:sz w:val="16"/>
+          <w:szCs w:val="16"/>
+        </w:rPr>
+        <w:tab/>
+      </w:r>
+      <w:r>
+        <w:rPr>
+          <w:rFonts w:ascii="Courier New" w:hAnsi="Courier New" w:cs="Courier New"/>
+          <w:sz w:val="16"/>
+          <w:szCs w:val="16"/>
+        </w:rPr>
+        <w:t xml:space="preserve">: </w:t>
+      </w:r>
+      <w:r>
+        <w:rPr>
+          <w:rFonts w:ascii="Courier New" w:hAnsi="Courier New" w:cs="Courier New" w:hint="eastAsia"/>
+          <w:sz w:val="16"/>
+          <w:szCs w:val="16"/>
+        </w:rPr>
+        <w:t>only when distance function is not used for curvature cal.</w:t>
+      </w:r>
+    </w:p>
+    <w:p>
+      <w:pPr>
+        <w:rPr>
+          <w:rFonts w:ascii="Courier New" w:hAnsi="Courier New" w:cs="Courier New"/>
+          <w:sz w:val="16"/>
+          <w:szCs w:val="16"/>
+        </w:rPr>
+      </w:pPr>
+      <w:r>
+        <w:rPr>
+          <w:rFonts w:ascii="Courier New" w:hAnsi="Courier New" w:cs="Courier New"/>
+          <w:sz w:val="16"/>
+          <w:szCs w:val="16"/>
+        </w:rPr>
+        <w:lastRenderedPageBreak/>
+        <w:t xml:space="preserve">        |——</w:t>
+      </w:r>
+      <w:proofErr w:type="spellStart"/>
+      <w:r>
+        <w:rPr>
+          <w:rFonts w:ascii="Courier New" w:hAnsi="Courier New" w:cs="Courier New"/>
+          <w:sz w:val="16"/>
+          <w:szCs w:val="16"/>
+        </w:rPr>
+        <w:t>curv</w:t>
+      </w:r>
+      <w:proofErr w:type="spellEnd"/>
+      <w:r>
+        <w:rPr>
+          <w:rFonts w:ascii="Courier New" w:hAnsi="Courier New" w:cs="Courier New"/>
+          <w:sz w:val="16"/>
+          <w:szCs w:val="16"/>
+        </w:rPr>
+        <w:t xml:space="preserve">                    </w:t>
+      </w:r>
+      <w:proofErr w:type="gramStart"/>
+      <w:r>
+        <w:rPr>
+          <w:rFonts w:ascii="Courier New" w:hAnsi="Courier New" w:cs="Courier New"/>
+          <w:sz w:val="16"/>
+          <w:szCs w:val="16"/>
+        </w:rPr>
         <w:t xml:space="preserve">  :</w:t>
       </w:r>
       <w:proofErr w:type="gramEnd"/>
@@ -2128,24 +2562,42 @@
           <w:sz w:val="16"/>
           <w:szCs w:val="16"/>
         </w:rPr>
-        <w:t xml:space="preserve"> surface tension</w:t>
-      </w:r>
-    </w:p>
-    <w:p>
-      <w:pPr>
-        <w:rPr>
-          <w:rFonts w:ascii="Courier New" w:hAnsi="Courier New" w:cs="Courier New"/>
-          <w:sz w:val="16"/>
-          <w:szCs w:val="16"/>
-        </w:rPr>
-      </w:pPr>
-      <w:r>
-        <w:rPr>
-          <w:rFonts w:ascii="Courier New" w:hAnsi="Courier New" w:cs="Courier New"/>
-          <w:sz w:val="16"/>
-          <w:szCs w:val="16"/>
-        </w:rPr>
-        <w:t xml:space="preserve">        |——curvature             </w:t>
+        <w:t xml:space="preserve"> curvature</w:t>
+      </w:r>
+    </w:p>
+    <w:p>
+      <w:pPr>
+        <w:rPr>
+          <w:rFonts w:ascii="Courier New" w:hAnsi="Courier New" w:cs="Courier New"/>
+          <w:sz w:val="16"/>
+          <w:szCs w:val="16"/>
+        </w:rPr>
+      </w:pPr>
+      <w:r>
+        <w:rPr>
+          <w:rFonts w:ascii="Courier New" w:hAnsi="Courier New" w:cs="Courier New"/>
+          <w:sz w:val="16"/>
+          <w:szCs w:val="16"/>
+        </w:rPr>
+        <w:t xml:space="preserve">        |    |——</w:t>
+      </w:r>
+      <w:proofErr w:type="spellStart"/>
+      <w:r>
+        <w:rPr>
+          <w:rFonts w:ascii="Courier New" w:hAnsi="Courier New" w:cs="Courier New"/>
+          <w:sz w:val="16"/>
+          <w:szCs w:val="16"/>
+        </w:rPr>
+        <w:t>gradphic</w:t>
+      </w:r>
+      <w:proofErr w:type="spellEnd"/>
+      <w:r>
+        <w:rPr>
+          <w:rFonts w:ascii="Courier New" w:hAnsi="Courier New" w:cs="Courier New"/>
+          <w:sz w:val="16"/>
+          <w:szCs w:val="16"/>
+        </w:rPr>
+        <w:t xml:space="preserve">           </w:t>
       </w:r>
       <w:proofErr w:type="gramStart"/>
       <w:r>
@@ -2163,7 +2615,51 @@
           <w:sz w:val="16"/>
           <w:szCs w:val="16"/>
         </w:rPr>
-        <w:t xml:space="preserve"> </w:t>
+        <w:t xml:space="preserve"> normal vector at cell center</w:t>
+      </w:r>
+    </w:p>
+    <w:p>
+      <w:pPr>
+        <w:rPr>
+          <w:rFonts w:ascii="Courier New" w:hAnsi="Courier New" w:cs="Courier New"/>
+          <w:sz w:val="16"/>
+          <w:szCs w:val="16"/>
+        </w:rPr>
+      </w:pPr>
+      <w:r>
+        <w:rPr>
+          <w:rFonts w:ascii="Courier New" w:hAnsi="Courier New" w:cs="Courier New"/>
+          <w:sz w:val="16"/>
+          <w:szCs w:val="16"/>
+        </w:rPr>
+        <w:t xml:space="preserve">        |    |        |——</w:t>
+      </w:r>
+      <w:proofErr w:type="spellStart"/>
+      <w:r>
+        <w:rPr>
+          <w:rFonts w:ascii="Courier New" w:hAnsi="Courier New" w:cs="Courier New"/>
+          <w:sz w:val="16"/>
+          <w:szCs w:val="16"/>
+        </w:rPr>
+        <w:t>insert_bc_gradphic</w:t>
+      </w:r>
+      <w:proofErr w:type="spellEnd"/>
+    </w:p>
+    <w:p>
+      <w:pPr>
+        <w:rPr>
+          <w:rFonts w:ascii="Courier New" w:hAnsi="Courier New" w:cs="Courier New"/>
+          <w:sz w:val="16"/>
+          <w:szCs w:val="16"/>
+        </w:rPr>
+      </w:pPr>
+      <w:r>
+        <w:rPr>
+          <w:rFonts w:ascii="Courier New" w:hAnsi="Courier New" w:cs="Courier New"/>
+          <w:sz w:val="16"/>
+          <w:szCs w:val="16"/>
+        </w:rPr>
+        <w:t xml:space="preserve">        </w:t>
       </w:r>
       <w:proofErr w:type="gramStart"/>
       <w:r>
@@ -2172,140 +2668,7 @@
           <w:sz w:val="16"/>
           <w:szCs w:val="16"/>
         </w:rPr>
-        <w:t>curvature calculation</w:t>
-      </w:r>
-      <w:proofErr w:type="gramEnd"/>
-    </w:p>
-    <w:p>
-      <w:pPr>
-        <w:rPr>
-          <w:rFonts w:ascii="Courier New" w:hAnsi="Courier New" w:cs="Courier New"/>
-          <w:sz w:val="16"/>
-          <w:szCs w:val="16"/>
-        </w:rPr>
-      </w:pPr>
-      <w:r>
-        <w:rPr>
-          <w:rFonts w:ascii="Courier New" w:hAnsi="Courier New" w:cs="Courier New"/>
-          <w:sz w:val="16"/>
-          <w:szCs w:val="16"/>
-        </w:rPr>
-        <w:t xml:space="preserve">        |——</w:t>
-      </w:r>
-      <w:proofErr w:type="spellStart"/>
-      <w:r>
-        <w:rPr>
-          <w:rFonts w:ascii="Courier New" w:hAnsi="Courier New" w:cs="Courier New"/>
-          <w:sz w:val="16"/>
-          <w:szCs w:val="16"/>
-        </w:rPr>
-        <w:t>distfunc</w:t>
-      </w:r>
-      <w:proofErr w:type="spellEnd"/>
-      <w:r>
-        <w:rPr>
-          <w:rFonts w:ascii="Courier New" w:hAnsi="Courier New" w:cs="Courier New"/>
-          <w:sz w:val="16"/>
-          <w:szCs w:val="16"/>
-        </w:rPr>
-        <w:t xml:space="preserve">                </w:t>
-      </w:r>
-      <w:proofErr w:type="gramStart"/>
-      <w:r>
-        <w:rPr>
-          <w:rFonts w:ascii="Courier New" w:hAnsi="Courier New" w:cs="Courier New"/>
-          <w:sz w:val="16"/>
-          <w:szCs w:val="16"/>
-        </w:rPr>
-        <w:t xml:space="preserve">  :</w:t>
-      </w:r>
-      <w:proofErr w:type="gramEnd"/>
-      <w:r>
-        <w:rPr>
-          <w:rFonts w:ascii="Courier New" w:hAnsi="Courier New" w:cs="Courier New"/>
-          <w:sz w:val="16"/>
-          <w:szCs w:val="16"/>
-        </w:rPr>
-        <w:t xml:space="preserve"> distance function</w:t>
-      </w:r>
-    </w:p>
-    <w:p>
-      <w:pPr>
-        <w:rPr>
-          <w:rFonts w:ascii="Courier New" w:hAnsi="Courier New" w:cs="Courier New"/>
-          <w:sz w:val="16"/>
-          <w:szCs w:val="16"/>
-        </w:rPr>
-      </w:pPr>
-      <w:r>
-        <w:rPr>
-          <w:rFonts w:ascii="Courier New" w:hAnsi="Courier New" w:cs="Courier New"/>
-          <w:sz w:val="16"/>
-          <w:szCs w:val="16"/>
-        </w:rPr>
-        <w:t xml:space="preserve">        |    |——</w:t>
-      </w:r>
-      <w:proofErr w:type="spellStart"/>
-      <w:r>
-        <w:rPr>
-          <w:rFonts w:ascii="Courier New" w:hAnsi="Courier New" w:cs="Courier New"/>
-          <w:sz w:val="16"/>
-          <w:szCs w:val="16"/>
-        </w:rPr>
-        <w:t>set_iflag</w:t>
-      </w:r>
-      <w:proofErr w:type="spellEnd"/>
-      <w:r>
-        <w:rPr>
-          <w:rFonts w:ascii="Courier New" w:hAnsi="Courier New" w:cs="Courier New"/>
-          <w:sz w:val="16"/>
-          <w:szCs w:val="16"/>
-        </w:rPr>
-        <w:t xml:space="preserve">          </w:t>
-      </w:r>
-      <w:proofErr w:type="gramStart"/>
-      <w:r>
-        <w:rPr>
-          <w:rFonts w:ascii="Courier New" w:hAnsi="Courier New" w:cs="Courier New"/>
-          <w:sz w:val="16"/>
-          <w:szCs w:val="16"/>
-        </w:rPr>
-        <w:t xml:space="preserve">  :</w:t>
-      </w:r>
-      <w:proofErr w:type="gramEnd"/>
-      <w:r>
-        <w:rPr>
-          <w:rFonts w:ascii="Courier New" w:hAnsi="Courier New" w:cs="Courier New"/>
-          <w:sz w:val="16"/>
-          <w:szCs w:val="16"/>
-        </w:rPr>
-        <w:t xml:space="preserve"> flagging</w:t>
-      </w:r>
-    </w:p>
-    <w:p>
-      <w:pPr>
-        <w:rPr>
-          <w:rFonts w:ascii="Courier New" w:hAnsi="Courier New" w:cs="Courier New"/>
-          <w:sz w:val="16"/>
-          <w:szCs w:val="16"/>
-        </w:rPr>
-      </w:pPr>
-      <w:r>
-        <w:rPr>
-          <w:rFonts w:ascii="Courier New" w:hAnsi="Courier New" w:cs="Courier New"/>
-          <w:sz w:val="16"/>
-          <w:szCs w:val="16"/>
-        </w:rPr>
-        <w:t xml:space="preserve">        </w:t>
-      </w:r>
-      <w:proofErr w:type="gramStart"/>
-      <w:r>
-        <w:rPr>
-          <w:rFonts w:ascii="Courier New" w:hAnsi="Courier New" w:cs="Courier New"/>
-          <w:sz w:val="16"/>
-          <w:szCs w:val="16"/>
-        </w:rPr>
-        <w:t>|    '——</w:t>
+        <w:t>|    |        '——</w:t>
       </w:r>
       <w:proofErr w:type="spellStart"/>
       <w:proofErr w:type="gramEnd"/>
@@ -2315,9 +2678,36 @@
           <w:sz w:val="16"/>
           <w:szCs w:val="16"/>
         </w:rPr>
-        <w:t>insert_bc_dist</w:t>
+        <w:t>insert_bc_norm</w:t>
       </w:r>
       <w:proofErr w:type="spellEnd"/>
+    </w:p>
+    <w:p>
+      <w:pPr>
+        <w:rPr>
+          <w:rFonts w:ascii="Courier New" w:hAnsi="Courier New" w:cs="Courier New"/>
+          <w:sz w:val="16"/>
+          <w:szCs w:val="16"/>
+        </w:rPr>
+      </w:pPr>
+      <w:r>
+        <w:rPr>
+          <w:rFonts w:ascii="Courier New" w:hAnsi="Courier New" w:cs="Courier New"/>
+          <w:sz w:val="16"/>
+          <w:szCs w:val="16"/>
+        </w:rPr>
+        <w:t xml:space="preserve">        |    |——</w:t>
+      </w:r>
+      <w:proofErr w:type="spellStart"/>
+      <w:r>
+        <w:rPr>
+          <w:rFonts w:ascii="Courier New" w:hAnsi="Courier New" w:cs="Courier New"/>
+          <w:sz w:val="16"/>
+          <w:szCs w:val="16"/>
+        </w:rPr>
+        <w:t>bnd_wall_kappa</w:t>
+      </w:r>
+      <w:proofErr w:type="spellEnd"/>
       <w:r>
         <w:rPr>
           <w:rFonts w:ascii="Courier New" w:hAnsi="Courier New" w:cs="Courier New"/>
@@ -2342,42 +2732,42 @@
           <w:sz w:val="16"/>
           <w:szCs w:val="16"/>
         </w:rPr>
-        <w:t xml:space="preserve"> B.C. for distance function</w:t>
-      </w:r>
-    </w:p>
-    <w:p>
-      <w:pPr>
-        <w:rPr>
-          <w:rFonts w:ascii="Courier New" w:hAnsi="Courier New" w:cs="Courier New"/>
-          <w:sz w:val="16"/>
-          <w:szCs w:val="16"/>
-        </w:rPr>
-      </w:pPr>
-      <w:r>
-        <w:rPr>
-          <w:rFonts w:ascii="Courier New" w:hAnsi="Courier New" w:cs="Courier New"/>
-          <w:sz w:val="16"/>
-          <w:szCs w:val="16"/>
-        </w:rPr>
-        <w:t xml:space="preserve">        |</w:t>
-      </w:r>
-    </w:p>
-    <w:p>
-      <w:pPr>
-        <w:rPr>
-          <w:rFonts w:ascii="Courier New" w:hAnsi="Courier New" w:cs="Courier New"/>
-          <w:sz w:val="16"/>
-          <w:szCs w:val="16"/>
-        </w:rPr>
-      </w:pPr>
-      <w:r>
-        <w:rPr>
-          <w:rFonts w:ascii="Courier New" w:hAnsi="Courier New" w:cs="Courier New"/>
-          <w:sz w:val="16"/>
-          <w:szCs w:val="16"/>
-        </w:rPr>
-        <w:lastRenderedPageBreak/>
-        <w:t xml:space="preserve">        |——sharpen                 </w:t>
+        <w:t xml:space="preserve"> B.C. of wall for kappa (adjacent cells)</w:t>
+      </w:r>
+    </w:p>
+    <w:p>
+      <w:pPr>
+        <w:rPr>
+          <w:rFonts w:ascii="Courier New" w:hAnsi="Courier New" w:cs="Courier New"/>
+          <w:sz w:val="16"/>
+          <w:szCs w:val="16"/>
+        </w:rPr>
+      </w:pPr>
+      <w:r>
+        <w:rPr>
+          <w:rFonts w:ascii="Courier New" w:hAnsi="Courier New" w:cs="Courier New"/>
+          <w:sz w:val="16"/>
+          <w:szCs w:val="16"/>
+        </w:rPr>
+        <w:t xml:space="preserve">        |    |——</w:t>
+      </w:r>
+      <w:proofErr w:type="spellStart"/>
+      <w:r>
+        <w:rPr>
+          <w:rFonts w:ascii="Courier New" w:hAnsi="Courier New" w:cs="Courier New"/>
+          <w:sz w:val="16"/>
+          <w:szCs w:val="16"/>
+        </w:rPr>
+        <w:t>insert_bc_kappa</w:t>
+      </w:r>
+      <w:proofErr w:type="spellEnd"/>
+      <w:r>
+        <w:rPr>
+          <w:rFonts w:ascii="Courier New" w:hAnsi="Courier New" w:cs="Courier New"/>
+          <w:sz w:val="16"/>
+          <w:szCs w:val="16"/>
+        </w:rPr>
+        <w:t xml:space="preserve">    </w:t>
       </w:r>
       <w:proofErr w:type="gramStart"/>
       <w:r>
@@ -2395,24 +2785,42 @@
           <w:sz w:val="16"/>
           <w:szCs w:val="16"/>
         </w:rPr>
-        <w:t xml:space="preserve"> sharpen with ε = 1.0 × dx, meaning smearing</w:t>
-      </w:r>
-    </w:p>
-    <w:p>
-      <w:pPr>
-        <w:rPr>
-          <w:rFonts w:ascii="Courier New" w:hAnsi="Courier New" w:cs="Courier New"/>
-          <w:sz w:val="16"/>
-          <w:szCs w:val="16"/>
-        </w:rPr>
-      </w:pPr>
-      <w:r>
-        <w:rPr>
-          <w:rFonts w:ascii="Courier New" w:hAnsi="Courier New" w:cs="Courier New"/>
-          <w:sz w:val="16"/>
-          <w:szCs w:val="16"/>
-        </w:rPr>
-        <w:t xml:space="preserve">        |——smear                   </w:t>
+        <w:t xml:space="preserve"> B.C. plane for kappa (on plane)</w:t>
+      </w:r>
+    </w:p>
+    <w:p>
+      <w:pPr>
+        <w:rPr>
+          <w:rFonts w:ascii="Courier New" w:hAnsi="Courier New" w:cs="Courier New"/>
+          <w:sz w:val="16"/>
+          <w:szCs w:val="16"/>
+        </w:rPr>
+      </w:pPr>
+      <w:r>
+        <w:rPr>
+          <w:rFonts w:ascii="Courier New" w:hAnsi="Courier New" w:cs="Courier New"/>
+          <w:sz w:val="16"/>
+          <w:szCs w:val="16"/>
+        </w:rPr>
+        <w:t xml:space="preserve">        |    |——</w:t>
+      </w:r>
+      <w:proofErr w:type="spellStart"/>
+      <w:r>
+        <w:rPr>
+          <w:rFonts w:ascii="Courier New" w:hAnsi="Courier New" w:cs="Courier New"/>
+          <w:sz w:val="16"/>
+          <w:szCs w:val="16"/>
+        </w:rPr>
+        <w:t>curv_interface</w:t>
+      </w:r>
+      <w:proofErr w:type="spellEnd"/>
+      <w:r>
+        <w:rPr>
+          <w:rFonts w:ascii="Courier New" w:hAnsi="Courier New" w:cs="Courier New"/>
+          <w:sz w:val="16"/>
+          <w:szCs w:val="16"/>
+        </w:rPr>
+        <w:t xml:space="preserve">     </w:t>
       </w:r>
       <w:proofErr w:type="gramStart"/>
       <w:r>
@@ -2430,59 +2838,24 @@
           <w:sz w:val="16"/>
           <w:szCs w:val="16"/>
         </w:rPr>
-        <w:t xml:space="preserve"> smear color function</w:t>
-      </w:r>
-    </w:p>
-    <w:p>
-      <w:pPr>
-        <w:rPr>
-          <w:rFonts w:ascii="Courier New" w:hAnsi="Courier New" w:cs="Courier New"/>
-          <w:sz w:val="16"/>
-          <w:szCs w:val="16"/>
-        </w:rPr>
-      </w:pPr>
-      <w:r>
-        <w:rPr>
-          <w:rFonts w:ascii="Courier New" w:hAnsi="Courier New" w:cs="Courier New"/>
-          <w:sz w:val="16"/>
-          <w:szCs w:val="16"/>
-        </w:rPr>
-        <w:t xml:space="preserve">        |</w:t>
-      </w:r>
-    </w:p>
-    <w:p>
-      <w:pPr>
-        <w:rPr>
-          <w:rFonts w:ascii="Courier New" w:hAnsi="Courier New" w:cs="Courier New"/>
-          <w:sz w:val="16"/>
-          <w:szCs w:val="16"/>
-        </w:rPr>
-      </w:pPr>
-      <w:r>
-        <w:rPr>
-          <w:rFonts w:ascii="Courier New" w:hAnsi="Courier New" w:cs="Courier New"/>
-          <w:sz w:val="16"/>
-          <w:szCs w:val="16"/>
-        </w:rPr>
-        <w:t xml:space="preserve">        |——</w:t>
-      </w:r>
-      <w:proofErr w:type="spellStart"/>
-      <w:r>
-        <w:rPr>
-          <w:rFonts w:ascii="Courier New" w:hAnsi="Courier New" w:cs="Courier New"/>
-          <w:sz w:val="16"/>
-          <w:szCs w:val="16"/>
-        </w:rPr>
-        <w:t>curv</w:t>
-      </w:r>
-      <w:proofErr w:type="spellEnd"/>
-      <w:r>
-        <w:rPr>
-          <w:rFonts w:ascii="Courier New" w:hAnsi="Courier New" w:cs="Courier New"/>
-          <w:sz w:val="16"/>
-          <w:szCs w:val="16"/>
-        </w:rPr>
-        <w:t xml:space="preserve">                    </w:t>
+        <w:t xml:space="preserve"> interpolate curvature at interface cells</w:t>
+      </w:r>
+    </w:p>
+    <w:p>
+      <w:pPr>
+        <w:rPr>
+          <w:rFonts w:ascii="Courier New" w:hAnsi="Courier New" w:cs="Courier New"/>
+          <w:sz w:val="16"/>
+          <w:szCs w:val="16"/>
+        </w:rPr>
+      </w:pPr>
+      <w:r>
+        <w:rPr>
+          <w:rFonts w:ascii="Courier New" w:hAnsi="Courier New" w:cs="Courier New"/>
+          <w:sz w:val="16"/>
+          <w:szCs w:val="16"/>
+        </w:rPr>
+        <w:t xml:space="preserve">        </w:t>
       </w:r>
       <w:proofErr w:type="gramStart"/>
       <w:r>
@@ -2491,122 +2864,7 @@
           <w:sz w:val="16"/>
           <w:szCs w:val="16"/>
         </w:rPr>
-        <w:t xml:space="preserve">  :</w:t>
-      </w:r>
-      <w:proofErr w:type="gramEnd"/>
-      <w:r>
-        <w:rPr>
-          <w:rFonts w:ascii="Courier New" w:hAnsi="Courier New" w:cs="Courier New"/>
-          <w:sz w:val="16"/>
-          <w:szCs w:val="16"/>
-        </w:rPr>
-        <w:t xml:space="preserve"> curvature</w:t>
-      </w:r>
-    </w:p>
-    <w:p>
-      <w:pPr>
-        <w:rPr>
-          <w:rFonts w:ascii="Courier New" w:hAnsi="Courier New" w:cs="Courier New"/>
-          <w:sz w:val="16"/>
-          <w:szCs w:val="16"/>
-        </w:rPr>
-      </w:pPr>
-      <w:r>
-        <w:rPr>
-          <w:rFonts w:ascii="Courier New" w:hAnsi="Courier New" w:cs="Courier New"/>
-          <w:sz w:val="16"/>
-          <w:szCs w:val="16"/>
-        </w:rPr>
-        <w:t xml:space="preserve">        |    |——</w:t>
-      </w:r>
-      <w:proofErr w:type="spellStart"/>
-      <w:r>
-        <w:rPr>
-          <w:rFonts w:ascii="Courier New" w:hAnsi="Courier New" w:cs="Courier New"/>
-          <w:sz w:val="16"/>
-          <w:szCs w:val="16"/>
-        </w:rPr>
-        <w:t>gradphic</w:t>
-      </w:r>
-      <w:proofErr w:type="spellEnd"/>
-      <w:r>
-        <w:rPr>
-          <w:rFonts w:ascii="Courier New" w:hAnsi="Courier New" w:cs="Courier New"/>
-          <w:sz w:val="16"/>
-          <w:szCs w:val="16"/>
-        </w:rPr>
-        <w:t xml:space="preserve">           </w:t>
-      </w:r>
-      <w:proofErr w:type="gramStart"/>
-      <w:r>
-        <w:rPr>
-          <w:rFonts w:ascii="Courier New" w:hAnsi="Courier New" w:cs="Courier New"/>
-          <w:sz w:val="16"/>
-          <w:szCs w:val="16"/>
-        </w:rPr>
-        <w:t xml:space="preserve">  :</w:t>
-      </w:r>
-      <w:proofErr w:type="gramEnd"/>
-      <w:r>
-        <w:rPr>
-          <w:rFonts w:ascii="Courier New" w:hAnsi="Courier New" w:cs="Courier New"/>
-          <w:sz w:val="16"/>
-          <w:szCs w:val="16"/>
-        </w:rPr>
-        <w:t xml:space="preserve"> normal vector at cell center</w:t>
-      </w:r>
-    </w:p>
-    <w:p>
-      <w:pPr>
-        <w:rPr>
-          <w:rFonts w:ascii="Courier New" w:hAnsi="Courier New" w:cs="Courier New"/>
-          <w:sz w:val="16"/>
-          <w:szCs w:val="16"/>
-        </w:rPr>
-      </w:pPr>
-      <w:r>
-        <w:rPr>
-          <w:rFonts w:ascii="Courier New" w:hAnsi="Courier New" w:cs="Courier New"/>
-          <w:sz w:val="16"/>
-          <w:szCs w:val="16"/>
-        </w:rPr>
-        <w:t xml:space="preserve">        |    |        |——</w:t>
-      </w:r>
-      <w:proofErr w:type="spellStart"/>
-      <w:r>
-        <w:rPr>
-          <w:rFonts w:ascii="Courier New" w:hAnsi="Courier New" w:cs="Courier New"/>
-          <w:sz w:val="16"/>
-          <w:szCs w:val="16"/>
-        </w:rPr>
-        <w:t>insert_bc_gradphic</w:t>
-      </w:r>
-      <w:proofErr w:type="spellEnd"/>
-    </w:p>
-    <w:p>
-      <w:pPr>
-        <w:rPr>
-          <w:rFonts w:ascii="Courier New" w:hAnsi="Courier New" w:cs="Courier New"/>
-          <w:sz w:val="16"/>
-          <w:szCs w:val="16"/>
-        </w:rPr>
-      </w:pPr>
-      <w:r>
-        <w:rPr>
-          <w:rFonts w:ascii="Courier New" w:hAnsi="Courier New" w:cs="Courier New"/>
-          <w:sz w:val="16"/>
-          <w:szCs w:val="16"/>
-        </w:rPr>
-        <w:t xml:space="preserve">        </w:t>
-      </w:r>
-      <w:proofErr w:type="gramStart"/>
-      <w:r>
-        <w:rPr>
-          <w:rFonts w:ascii="Courier New" w:hAnsi="Courier New" w:cs="Courier New"/>
-          <w:sz w:val="16"/>
-          <w:szCs w:val="16"/>
-        </w:rPr>
-        <w:t>|    |        '——</w:t>
+        <w:t>|    '——</w:t>
       </w:r>
       <w:proofErr w:type="spellStart"/>
       <w:proofErr w:type="gramEnd"/>
@@ -2616,25 +2874,69 @@
           <w:sz w:val="16"/>
           <w:szCs w:val="16"/>
         </w:rPr>
-        <w:t>insert_bc_norm</w:t>
+        <w:t>curv_interface_ext</w:t>
       </w:r>
       <w:proofErr w:type="spellEnd"/>
-    </w:p>
-    <w:p>
-      <w:pPr>
-        <w:rPr>
-          <w:rFonts w:ascii="Courier New" w:hAnsi="Courier New" w:cs="Courier New"/>
-          <w:sz w:val="16"/>
-          <w:szCs w:val="16"/>
-        </w:rPr>
-      </w:pPr>
-      <w:r>
-        <w:rPr>
-          <w:rFonts w:ascii="Courier New" w:hAnsi="Courier New" w:cs="Courier New"/>
-          <w:sz w:val="16"/>
-          <w:szCs w:val="16"/>
-        </w:rPr>
-        <w:t xml:space="preserve">        |    |——</w:t>
+      <w:r>
+        <w:rPr>
+          <w:rFonts w:ascii="Courier New" w:hAnsi="Courier New" w:cs="Courier New"/>
+          <w:sz w:val="16"/>
+          <w:szCs w:val="16"/>
+        </w:rPr>
+        <w:t xml:space="preserve"> </w:t>
+      </w:r>
+      <w:proofErr w:type="gramStart"/>
+      <w:r>
+        <w:rPr>
+          <w:rFonts w:ascii="Courier New" w:hAnsi="Courier New" w:cs="Courier New"/>
+          <w:sz w:val="16"/>
+          <w:szCs w:val="16"/>
+        </w:rPr>
+        <w:t xml:space="preserve">  :</w:t>
+      </w:r>
+      <w:proofErr w:type="gramEnd"/>
+      <w:r>
+        <w:rPr>
+          <w:rFonts w:ascii="Courier New" w:hAnsi="Courier New" w:cs="Courier New"/>
+          <w:sz w:val="16"/>
+          <w:szCs w:val="16"/>
+        </w:rPr>
+        <w:t xml:space="preserve"> extrapolate curvature from interface to others</w:t>
+      </w:r>
+    </w:p>
+    <w:p>
+      <w:pPr>
+        <w:rPr>
+          <w:rFonts w:ascii="Courier New" w:hAnsi="Courier New" w:cs="Courier New"/>
+          <w:sz w:val="16"/>
+          <w:szCs w:val="16"/>
+        </w:rPr>
+      </w:pPr>
+      <w:r>
+        <w:rPr>
+          <w:rFonts w:ascii="Courier New" w:hAnsi="Courier New" w:cs="Courier New"/>
+          <w:sz w:val="16"/>
+          <w:szCs w:val="16"/>
+        </w:rPr>
+        <w:t xml:space="preserve">        |         </w:t>
+      </w:r>
+      <w:bookmarkStart w:id="1" w:name="__DdeLink__686_2412657465"/>
+      <w:r>
+        <w:rPr>
+          <w:rFonts w:ascii="Courier New" w:hAnsi="Courier New" w:cs="Courier New"/>
+          <w:sz w:val="16"/>
+          <w:szCs w:val="16"/>
+        </w:rPr>
+        <w:t>|</w:t>
+      </w:r>
+      <w:bookmarkEnd w:id="1"/>
+      <w:r>
+        <w:rPr>
+          <w:rFonts w:ascii="Courier New" w:hAnsi="Courier New" w:cs="Courier New"/>
+          <w:sz w:val="16"/>
+          <w:szCs w:val="16"/>
+        </w:rPr>
+        <w:t>——</w:t>
       </w:r>
       <w:proofErr w:type="spellStart"/>
       <w:r>
@@ -2643,7 +2945,7 @@
           <w:sz w:val="16"/>
           <w:szCs w:val="16"/>
         </w:rPr>
-        <w:t>bnd_wall_kappa</w:t>
+        <w:t>set_wflag</w:t>
       </w:r>
       <w:proofErr w:type="spellEnd"/>
       <w:r>
@@ -2670,42 +2972,24 @@
           <w:sz w:val="16"/>
           <w:szCs w:val="16"/>
         </w:rPr>
-        <w:t xml:space="preserve"> B.C. of wall for kappa (adjacent cells)</w:t>
-      </w:r>
-    </w:p>
-    <w:p>
-      <w:pPr>
-        <w:rPr>
-          <w:rFonts w:ascii="Courier New" w:hAnsi="Courier New" w:cs="Courier New"/>
-          <w:sz w:val="16"/>
-          <w:szCs w:val="16"/>
-        </w:rPr>
-      </w:pPr>
-      <w:r>
-        <w:rPr>
-          <w:rFonts w:ascii="Courier New" w:hAnsi="Courier New" w:cs="Courier New"/>
-          <w:sz w:val="16"/>
-          <w:szCs w:val="16"/>
-        </w:rPr>
-        <w:t xml:space="preserve">        |    |——</w:t>
-      </w:r>
-      <w:proofErr w:type="spellStart"/>
-      <w:r>
-        <w:rPr>
-          <w:rFonts w:ascii="Courier New" w:hAnsi="Courier New" w:cs="Courier New"/>
-          <w:sz w:val="16"/>
-          <w:szCs w:val="16"/>
-        </w:rPr>
-        <w:t>insert_bc_kappa</w:t>
-      </w:r>
-      <w:proofErr w:type="spellEnd"/>
-      <w:r>
-        <w:rPr>
-          <w:rFonts w:ascii="Courier New" w:hAnsi="Courier New" w:cs="Courier New"/>
-          <w:sz w:val="16"/>
-          <w:szCs w:val="16"/>
-        </w:rPr>
-        <w:t xml:space="preserve">    </w:t>
+        <w:t xml:space="preserve"> flagging, wall adjacent cell = -1001</w:t>
+      </w:r>
+    </w:p>
+    <w:p>
+      <w:pPr>
+        <w:rPr>
+          <w:rFonts w:ascii="Courier New" w:hAnsi="Courier New" w:cs="Courier New"/>
+          <w:sz w:val="16"/>
+          <w:szCs w:val="16"/>
+        </w:rPr>
+      </w:pPr>
+      <w:r>
+        <w:rPr>
+          <w:rFonts w:ascii="Courier New" w:hAnsi="Courier New" w:cs="Courier New"/>
+          <w:sz w:val="16"/>
+          <w:szCs w:val="16"/>
+        </w:rPr>
+        <w:t xml:space="preserve">        </w:t>
       </w:r>
       <w:proofErr w:type="gramStart"/>
       <w:r>
@@ -2714,95 +2998,25 @@
           <w:sz w:val="16"/>
           <w:szCs w:val="16"/>
         </w:rPr>
-        <w:t xml:space="preserve">  :</w:t>
-      </w:r>
-      <w:proofErr w:type="gramEnd"/>
-      <w:r>
-        <w:rPr>
-          <w:rFonts w:ascii="Courier New" w:hAnsi="Courier New" w:cs="Courier New"/>
-          <w:sz w:val="16"/>
-          <w:szCs w:val="16"/>
-        </w:rPr>
-        <w:t xml:space="preserve"> B.C. plane for kappa (on plane)</w:t>
-      </w:r>
-    </w:p>
-    <w:p>
-      <w:pPr>
-        <w:rPr>
-          <w:rFonts w:ascii="Courier New" w:hAnsi="Courier New" w:cs="Courier New"/>
-          <w:sz w:val="16"/>
-          <w:szCs w:val="16"/>
-        </w:rPr>
-      </w:pPr>
-      <w:r>
-        <w:rPr>
-          <w:rFonts w:ascii="Courier New" w:hAnsi="Courier New" w:cs="Courier New"/>
-          <w:sz w:val="16"/>
-          <w:szCs w:val="16"/>
-        </w:rPr>
-        <w:t xml:space="preserve">        |    |——</w:t>
-      </w:r>
-      <w:proofErr w:type="spellStart"/>
-      <w:r>
-        <w:rPr>
-          <w:rFonts w:ascii="Courier New" w:hAnsi="Courier New" w:cs="Courier New"/>
-          <w:sz w:val="16"/>
-          <w:szCs w:val="16"/>
-        </w:rPr>
-        <w:t>curv_interface</w:t>
-      </w:r>
-      <w:proofErr w:type="spellEnd"/>
-      <w:r>
-        <w:rPr>
-          <w:rFonts w:ascii="Courier New" w:hAnsi="Courier New" w:cs="Courier New"/>
-          <w:sz w:val="16"/>
-          <w:szCs w:val="16"/>
-        </w:rPr>
-        <w:t xml:space="preserve">     </w:t>
-      </w:r>
-      <w:proofErr w:type="gramStart"/>
-      <w:r>
-        <w:rPr>
-          <w:rFonts w:ascii="Courier New" w:hAnsi="Courier New" w:cs="Courier New"/>
-          <w:sz w:val="16"/>
-          <w:szCs w:val="16"/>
-        </w:rPr>
-        <w:t xml:space="preserve">  :</w:t>
-      </w:r>
-      <w:proofErr w:type="gramEnd"/>
-      <w:r>
-        <w:rPr>
-          <w:rFonts w:ascii="Courier New" w:hAnsi="Courier New" w:cs="Courier New"/>
-          <w:sz w:val="16"/>
-          <w:szCs w:val="16"/>
-        </w:rPr>
-        <w:t xml:space="preserve"> interpolate curvature at interface cells</w:t>
-      </w:r>
-    </w:p>
-    <w:p>
-      <w:pPr>
-        <w:rPr>
-          <w:rFonts w:ascii="Courier New" w:hAnsi="Courier New" w:cs="Courier New"/>
-          <w:sz w:val="16"/>
-          <w:szCs w:val="16"/>
-        </w:rPr>
-      </w:pPr>
-      <w:r>
-        <w:rPr>
-          <w:rFonts w:ascii="Courier New" w:hAnsi="Courier New" w:cs="Courier New"/>
-          <w:sz w:val="16"/>
-          <w:szCs w:val="16"/>
-        </w:rPr>
-        <w:t xml:space="preserve">        </w:t>
-      </w:r>
-      <w:proofErr w:type="gramStart"/>
-      <w:r>
-        <w:rPr>
-          <w:rFonts w:ascii="Courier New" w:hAnsi="Courier New" w:cs="Courier New"/>
-          <w:sz w:val="16"/>
-          <w:szCs w:val="16"/>
-        </w:rPr>
-        <w:t>|    '——</w:t>
+        <w:t xml:space="preserve">|         </w:t>
+      </w:r>
+      <w:bookmarkStart w:id="2" w:name="__DdeLink__686_24126574651"/>
+      <w:r>
+        <w:rPr>
+          <w:rFonts w:ascii="Courier New" w:hAnsi="Courier New" w:cs="Courier New"/>
+          <w:sz w:val="16"/>
+          <w:szCs w:val="16"/>
+        </w:rPr>
+        <w:t>|</w:t>
+      </w:r>
+      <w:bookmarkEnd w:id="2"/>
+      <w:r>
+        <w:rPr>
+          <w:rFonts w:ascii="Courier New" w:hAnsi="Courier New" w:cs="Courier New"/>
+          <w:sz w:val="16"/>
+          <w:szCs w:val="16"/>
+        </w:rPr>
+        <w:t xml:space="preserve">       '——</w:t>
       </w:r>
       <w:proofErr w:type="spellStart"/>
       <w:proofErr w:type="gramEnd"/>
@@ -2812,7 +3026,7 @@
           <w:sz w:val="16"/>
           <w:szCs w:val="16"/>
         </w:rPr>
-        <w:t>curv_interface_ext</w:t>
+        <w:t>insert_bc_flag</w:t>
       </w:r>
       <w:proofErr w:type="spellEnd"/>
       <w:r>
@@ -2821,7 +3035,7 @@
           <w:sz w:val="16"/>
           <w:szCs w:val="16"/>
         </w:rPr>
-        <w:t xml:space="preserve"> </w:t>
+        <w:t>(</w:t>
       </w:r>
       <w:proofErr w:type="gramStart"/>
       <w:r>
@@ -2830,6 +3044,24 @@
           <w:sz w:val="16"/>
           <w:szCs w:val="16"/>
         </w:rPr>
+        <w:t xml:space="preserve">true)   </w:t>
+      </w:r>
+      <w:proofErr w:type="gramEnd"/>
+      <w:r>
+        <w:rPr>
+          <w:rFonts w:ascii="Courier New" w:hAnsi="Courier New" w:cs="Courier New"/>
+          <w:sz w:val="16"/>
+          <w:szCs w:val="16"/>
+        </w:rPr>
+        <w:t xml:space="preserve">  </w:t>
+      </w:r>
+      <w:proofErr w:type="gramStart"/>
+      <w:r>
+        <w:rPr>
+          <w:rFonts w:ascii="Courier New" w:hAnsi="Courier New" w:cs="Courier New"/>
+          <w:sz w:val="16"/>
+          <w:szCs w:val="16"/>
+        </w:rPr>
         <w:t xml:space="preserve">  :</w:t>
       </w:r>
       <w:proofErr w:type="gramEnd"/>
@@ -2839,35 +3071,44 @@
           <w:sz w:val="16"/>
           <w:szCs w:val="16"/>
         </w:rPr>
-        <w:t xml:space="preserve"> extrapolate curvature from interface to others</w:t>
-      </w:r>
-    </w:p>
-    <w:p>
-      <w:pPr>
-        <w:rPr>
-          <w:rFonts w:ascii="Courier New" w:hAnsi="Courier New" w:cs="Courier New"/>
-          <w:sz w:val="16"/>
-          <w:szCs w:val="16"/>
-        </w:rPr>
-      </w:pPr>
-      <w:r>
-        <w:rPr>
-          <w:rFonts w:ascii="Courier New" w:hAnsi="Courier New" w:cs="Courier New"/>
-          <w:sz w:val="16"/>
-          <w:szCs w:val="16"/>
-        </w:rPr>
-        <w:t xml:space="preserve">        |         </w:t>
-      </w:r>
-      <w:bookmarkStart w:id="1" w:name="__DdeLink__686_2412657465"/>
-      <w:r>
-        <w:rPr>
-          <w:rFonts w:ascii="Courier New" w:hAnsi="Courier New" w:cs="Courier New"/>
-          <w:sz w:val="16"/>
-          <w:szCs w:val="16"/>
-        </w:rPr>
-        <w:t>|</w:t>
-      </w:r>
-      <w:bookmarkEnd w:id="1"/>
+        <w:t xml:space="preserve"> flagging, wall adjacent cell = -1001</w:t>
+      </w:r>
+    </w:p>
+    <w:p>
+      <w:pPr>
+        <w:rPr>
+          <w:rFonts w:ascii="Courier New" w:hAnsi="Courier New" w:cs="Courier New"/>
+          <w:sz w:val="16"/>
+          <w:szCs w:val="16"/>
+        </w:rPr>
+      </w:pPr>
+      <w:r>
+        <w:rPr>
+          <w:rFonts w:ascii="Courier New" w:hAnsi="Courier New" w:cs="Courier New"/>
+          <w:sz w:val="16"/>
+          <w:szCs w:val="16"/>
+        </w:rPr>
+        <w:t xml:space="preserve">        </w:t>
+      </w:r>
+      <w:proofErr w:type="gramStart"/>
+      <w:r>
+        <w:rPr>
+          <w:rFonts w:ascii="Courier New" w:hAnsi="Courier New" w:cs="Courier New"/>
+          <w:sz w:val="16"/>
+          <w:szCs w:val="16"/>
+        </w:rPr>
+        <w:t xml:space="preserve">|         </w:t>
+      </w:r>
+      <w:bookmarkStart w:id="3" w:name="__DdeLink__747_2412657465"/>
+      <w:r>
+        <w:rPr>
+          <w:rFonts w:ascii="Courier New" w:hAnsi="Courier New" w:cs="Courier New"/>
+          <w:sz w:val="16"/>
+          <w:szCs w:val="16"/>
+        </w:rPr>
+        <w:t>'</w:t>
+      </w:r>
+      <w:bookmarkEnd w:id="3"/>
       <w:r>
         <w:rPr>
           <w:rFonts w:ascii="Courier New" w:hAnsi="Courier New" w:cs="Courier New"/>
@@ -2875,86 +3116,6 @@
           <w:szCs w:val="16"/>
         </w:rPr>
         <w:t>——</w:t>
-      </w:r>
-      <w:proofErr w:type="spellStart"/>
-      <w:r>
-        <w:rPr>
-          <w:rFonts w:ascii="Courier New" w:hAnsi="Courier New" w:cs="Courier New"/>
-          <w:sz w:val="16"/>
-          <w:szCs w:val="16"/>
-        </w:rPr>
-        <w:t>set_wflag</w:t>
-      </w:r>
-      <w:proofErr w:type="spellEnd"/>
-      <w:r>
-        <w:rPr>
-          <w:rFonts w:ascii="Courier New" w:hAnsi="Courier New" w:cs="Courier New"/>
-          <w:sz w:val="16"/>
-          <w:szCs w:val="16"/>
-        </w:rPr>
-        <w:t xml:space="preserve">     </w:t>
-      </w:r>
-      <w:proofErr w:type="gramStart"/>
-      <w:r>
-        <w:rPr>
-          <w:rFonts w:ascii="Courier New" w:hAnsi="Courier New" w:cs="Courier New"/>
-          <w:sz w:val="16"/>
-          <w:szCs w:val="16"/>
-        </w:rPr>
-        <w:t xml:space="preserve">  :</w:t>
-      </w:r>
-      <w:proofErr w:type="gramEnd"/>
-      <w:r>
-        <w:rPr>
-          <w:rFonts w:ascii="Courier New" w:hAnsi="Courier New" w:cs="Courier New"/>
-          <w:sz w:val="16"/>
-          <w:szCs w:val="16"/>
-        </w:rPr>
-        <w:t xml:space="preserve"> flagging, wall adjacent cell = -1001</w:t>
-      </w:r>
-    </w:p>
-    <w:p>
-      <w:pPr>
-        <w:rPr>
-          <w:rFonts w:ascii="Courier New" w:hAnsi="Courier New" w:cs="Courier New"/>
-          <w:sz w:val="16"/>
-          <w:szCs w:val="16"/>
-        </w:rPr>
-      </w:pPr>
-      <w:r>
-        <w:rPr>
-          <w:rFonts w:ascii="Courier New" w:hAnsi="Courier New" w:cs="Courier New"/>
-          <w:sz w:val="16"/>
-          <w:szCs w:val="16"/>
-        </w:rPr>
-        <w:t xml:space="preserve">        </w:t>
-      </w:r>
-      <w:proofErr w:type="gramStart"/>
-      <w:r>
-        <w:rPr>
-          <w:rFonts w:ascii="Courier New" w:hAnsi="Courier New" w:cs="Courier New"/>
-          <w:sz w:val="16"/>
-          <w:szCs w:val="16"/>
-        </w:rPr>
-        <w:t xml:space="preserve">|         </w:t>
-      </w:r>
-      <w:bookmarkStart w:id="2" w:name="__DdeLink__686_24126574651"/>
-      <w:r>
-        <w:rPr>
-          <w:rFonts w:ascii="Courier New" w:hAnsi="Courier New" w:cs="Courier New"/>
-          <w:sz w:val="16"/>
-          <w:szCs w:val="16"/>
-        </w:rPr>
-        <w:t>|</w:t>
-      </w:r>
-      <w:bookmarkEnd w:id="2"/>
-      <w:r>
-        <w:rPr>
-          <w:rFonts w:ascii="Courier New" w:hAnsi="Courier New" w:cs="Courier New"/>
-          <w:sz w:val="16"/>
-          <w:szCs w:val="16"/>
-        </w:rPr>
-        <w:t xml:space="preserve">       '——</w:t>
       </w:r>
       <w:proofErr w:type="spellStart"/>
       <w:proofErr w:type="gramEnd"/>
@@ -2964,7 +3125,7 @@
           <w:sz w:val="16"/>
           <w:szCs w:val="16"/>
         </w:rPr>
-        <w:t>insert_bc_flag</w:t>
+        <w:t>insert_bc_kappa</w:t>
       </w:r>
       <w:proofErr w:type="spellEnd"/>
       <w:r>
@@ -2973,194 +3134,109 @@
           <w:sz w:val="16"/>
           <w:szCs w:val="16"/>
         </w:rPr>
+        <w:tab/>
+      </w:r>
+      <w:r>
+        <w:rPr>
+          <w:rFonts w:ascii="Courier New" w:hAnsi="Courier New" w:cs="Courier New"/>
+          <w:sz w:val="16"/>
+          <w:szCs w:val="16"/>
+        </w:rPr>
+        <w:t>: boundary condition for kappa</w:t>
+      </w:r>
+    </w:p>
+    <w:p>
+      <w:pPr>
+        <w:rPr>
+          <w:rFonts w:ascii="Courier New" w:hAnsi="Courier New" w:cs="Courier New"/>
+          <w:sz w:val="16"/>
+          <w:szCs w:val="16"/>
+        </w:rPr>
+      </w:pPr>
+      <w:r>
+        <w:rPr>
+          <w:rFonts w:ascii="Courier New" w:hAnsi="Courier New" w:cs="Courier New"/>
+          <w:sz w:val="16"/>
+          <w:szCs w:val="16"/>
+        </w:rPr>
+        <w:t xml:space="preserve">        |</w:t>
+      </w:r>
+    </w:p>
+    <w:p>
+      <w:pPr>
+        <w:rPr>
+          <w:rFonts w:ascii="Courier New" w:hAnsi="Courier New" w:cs="Courier New"/>
+          <w:sz w:val="16"/>
+          <w:szCs w:val="16"/>
+        </w:rPr>
+      </w:pPr>
+      <w:r>
+        <w:rPr>
+          <w:rFonts w:ascii="Courier New" w:hAnsi="Courier New" w:cs="Courier New"/>
+          <w:sz w:val="16"/>
+          <w:szCs w:val="16"/>
+        </w:rPr>
+        <w:t xml:space="preserve">        '——</w:t>
+      </w:r>
+      <w:proofErr w:type="spellStart"/>
+      <w:r>
+        <w:rPr>
+          <w:rFonts w:ascii="Courier New" w:hAnsi="Courier New" w:cs="Courier New"/>
+          <w:sz w:val="16"/>
+          <w:szCs w:val="16"/>
+        </w:rPr>
+        <w:t>bdcurv</w:t>
+      </w:r>
+      <w:proofErr w:type="spellEnd"/>
+      <w:r>
+        <w:rPr>
+          <w:rFonts w:ascii="Courier New" w:hAnsi="Courier New" w:cs="Courier New" w:hint="eastAsia"/>
+          <w:sz w:val="16"/>
+          <w:szCs w:val="16"/>
+        </w:rPr>
         <w:t>(</w:t>
       </w:r>
-      <w:proofErr w:type="gramStart"/>
-      <w:r>
-        <w:rPr>
-          <w:rFonts w:ascii="Courier New" w:hAnsi="Courier New" w:cs="Courier New"/>
-          <w:sz w:val="16"/>
-          <w:szCs w:val="16"/>
-        </w:rPr>
-        <w:t xml:space="preserve">true)   </w:t>
-      </w:r>
-      <w:proofErr w:type="gramEnd"/>
-      <w:r>
-        <w:rPr>
-          <w:rFonts w:ascii="Courier New" w:hAnsi="Courier New" w:cs="Courier New"/>
-          <w:sz w:val="16"/>
-          <w:szCs w:val="16"/>
-        </w:rPr>
-        <w:t xml:space="preserve">  </w:t>
-      </w:r>
-      <w:proofErr w:type="gramStart"/>
-      <w:r>
-        <w:rPr>
-          <w:rFonts w:ascii="Courier New" w:hAnsi="Courier New" w:cs="Courier New"/>
-          <w:sz w:val="16"/>
-          <w:szCs w:val="16"/>
-        </w:rPr>
-        <w:t xml:space="preserve">  :</w:t>
-      </w:r>
-      <w:proofErr w:type="gramEnd"/>
-      <w:r>
-        <w:rPr>
-          <w:rFonts w:ascii="Courier New" w:hAnsi="Courier New" w:cs="Courier New"/>
-          <w:sz w:val="16"/>
-          <w:szCs w:val="16"/>
-        </w:rPr>
-        <w:t xml:space="preserve"> flagging, wall adjacent cell = -1001</w:t>
-      </w:r>
-    </w:p>
-    <w:p>
-      <w:pPr>
-        <w:rPr>
-          <w:rFonts w:ascii="Courier New" w:hAnsi="Courier New" w:cs="Courier New"/>
-          <w:sz w:val="16"/>
-          <w:szCs w:val="16"/>
-        </w:rPr>
-      </w:pPr>
-      <w:r>
-        <w:rPr>
-          <w:rFonts w:ascii="Courier New" w:hAnsi="Courier New" w:cs="Courier New"/>
-          <w:sz w:val="16"/>
-          <w:szCs w:val="16"/>
-        </w:rPr>
-        <w:t xml:space="preserve">        </w:t>
-      </w:r>
-      <w:proofErr w:type="gramStart"/>
-      <w:r>
-        <w:rPr>
-          <w:rFonts w:ascii="Courier New" w:hAnsi="Courier New" w:cs="Courier New"/>
-          <w:sz w:val="16"/>
-          <w:szCs w:val="16"/>
-        </w:rPr>
-        <w:t xml:space="preserve">|         </w:t>
-      </w:r>
-      <w:bookmarkStart w:id="3" w:name="__DdeLink__747_2412657465"/>
-      <w:r>
-        <w:rPr>
-          <w:rFonts w:ascii="Courier New" w:hAnsi="Courier New" w:cs="Courier New"/>
-          <w:sz w:val="16"/>
-          <w:szCs w:val="16"/>
-        </w:rPr>
-        <w:t>'</w:t>
-      </w:r>
-      <w:bookmarkEnd w:id="3"/>
-      <w:r>
-        <w:rPr>
-          <w:rFonts w:ascii="Courier New" w:hAnsi="Courier New" w:cs="Courier New"/>
-          <w:sz w:val="16"/>
-          <w:szCs w:val="16"/>
-        </w:rPr>
-        <w:t>——</w:t>
-      </w:r>
       <w:proofErr w:type="spellStart"/>
-      <w:proofErr w:type="gramEnd"/>
-      <w:r>
-        <w:rPr>
-          <w:rFonts w:ascii="Courier New" w:hAnsi="Courier New" w:cs="Courier New"/>
-          <w:sz w:val="16"/>
-          <w:szCs w:val="16"/>
-        </w:rPr>
-        <w:t>insert_bc_</w:t>
-      </w:r>
-      <w:proofErr w:type="gramStart"/>
-      <w:r>
-        <w:rPr>
-          <w:rFonts w:ascii="Courier New" w:hAnsi="Courier New" w:cs="Courier New"/>
-          <w:sz w:val="16"/>
-          <w:szCs w:val="16"/>
-        </w:rPr>
-        <w:t>kappa</w:t>
+      <w:r>
+        <w:rPr>
+          <w:rFonts w:ascii="Courier New" w:hAnsi="Courier New" w:cs="Courier New" w:hint="eastAsia"/>
+          <w:sz w:val="16"/>
+          <w:szCs w:val="16"/>
+        </w:rPr>
+        <w:t>dist</w:t>
       </w:r>
       <w:proofErr w:type="spellEnd"/>
       <w:r>
         <w:rPr>
-          <w:rFonts w:ascii="Courier New" w:hAnsi="Courier New" w:cs="Courier New"/>
-          <w:sz w:val="16"/>
-          <w:szCs w:val="16"/>
-        </w:rPr>
-        <w:t xml:space="preserve"> :</w:t>
-      </w:r>
-      <w:proofErr w:type="gramEnd"/>
-      <w:r>
-        <w:rPr>
-          <w:rFonts w:ascii="Courier New" w:hAnsi="Courier New" w:cs="Courier New"/>
-          <w:sz w:val="16"/>
-          <w:szCs w:val="16"/>
-        </w:rPr>
-        <w:t xml:space="preserve"> boundary condition for kappa</w:t>
-      </w:r>
-    </w:p>
-    <w:p>
-      <w:pPr>
-        <w:rPr>
-          <w:rFonts w:ascii="Courier New" w:hAnsi="Courier New" w:cs="Courier New"/>
-          <w:sz w:val="16"/>
-          <w:szCs w:val="16"/>
-        </w:rPr>
-      </w:pPr>
-      <w:r>
-        <w:rPr>
-          <w:rFonts w:ascii="Courier New" w:hAnsi="Courier New" w:cs="Courier New"/>
-          <w:sz w:val="16"/>
-          <w:szCs w:val="16"/>
-        </w:rPr>
-        <w:t xml:space="preserve">        |</w:t>
-      </w:r>
-    </w:p>
-    <w:p>
-      <w:pPr>
-        <w:rPr>
-          <w:rFonts w:ascii="Courier New" w:hAnsi="Courier New" w:cs="Courier New"/>
-          <w:sz w:val="16"/>
-          <w:szCs w:val="16"/>
-        </w:rPr>
-      </w:pPr>
-      <w:r>
-        <w:rPr>
-          <w:rFonts w:ascii="Courier New" w:hAnsi="Courier New" w:cs="Courier New"/>
-          <w:sz w:val="16"/>
-          <w:szCs w:val="16"/>
-        </w:rPr>
-        <w:t xml:space="preserve">        '——</w:t>
-      </w:r>
-      <w:proofErr w:type="spellStart"/>
-      <w:r>
-        <w:rPr>
-          <w:rFonts w:ascii="Courier New" w:hAnsi="Courier New" w:cs="Courier New"/>
-          <w:sz w:val="16"/>
-          <w:szCs w:val="16"/>
-        </w:rPr>
-        <w:t>bdcurv</w:t>
-      </w:r>
-      <w:proofErr w:type="spellEnd"/>
-      <w:r>
-        <w:rPr>
-          <w:rFonts w:ascii="Courier New" w:hAnsi="Courier New" w:cs="Courier New"/>
-          <w:sz w:val="16"/>
-          <w:szCs w:val="16"/>
-        </w:rPr>
-        <w:t xml:space="preserve">                  </w:t>
-      </w:r>
-      <w:proofErr w:type="gramStart"/>
-      <w:r>
-        <w:rPr>
-          <w:rFonts w:ascii="Courier New" w:hAnsi="Courier New" w:cs="Courier New"/>
-          <w:sz w:val="16"/>
-          <w:szCs w:val="16"/>
-        </w:rPr>
-        <w:t xml:space="preserve">  :</w:t>
-      </w:r>
-      <w:proofErr w:type="gramEnd"/>
-      <w:r>
-        <w:rPr>
-          <w:rFonts w:ascii="Courier New" w:hAnsi="Courier New" w:cs="Courier New"/>
-          <w:sz w:val="16"/>
-          <w:szCs w:val="16"/>
-        </w:rPr>
-        <w:t xml:space="preserve"> curvature at wall boundary</w:t>
+          <w:rFonts w:ascii="Courier New" w:hAnsi="Courier New" w:cs="Courier New" w:hint="eastAsia"/>
+          <w:sz w:val="16"/>
+          <w:szCs w:val="16"/>
+        </w:rPr>
+        <w:t>)</w:t>
+      </w:r>
+      <w:r>
+        <w:rPr>
+          <w:rFonts w:ascii="Courier New" w:hAnsi="Courier New" w:cs="Courier New"/>
+          <w:sz w:val="16"/>
+          <w:szCs w:val="16"/>
+        </w:rPr>
+        <w:tab/>
+      </w:r>
+      <w:r>
+        <w:rPr>
+          <w:rFonts w:ascii="Courier New" w:hAnsi="Courier New" w:cs="Courier New"/>
+          <w:sz w:val="16"/>
+          <w:szCs w:val="16"/>
+        </w:rPr>
+        <w:tab/>
+      </w:r>
+      <w:r>
+        <w:rPr>
+          <w:rFonts w:ascii="Courier New" w:hAnsi="Courier New" w:cs="Courier New"/>
+          <w:sz w:val="16"/>
+          <w:szCs w:val="16"/>
+        </w:rPr>
+        <w:t>: curvature at wall boundary</w:t>
       </w:r>
     </w:p>
     <w:p>
@@ -4273,7 +4349,6 @@
               <w:cnfStyle w:val="000000100000" w:firstRow="0" w:lastRow="0" w:firstColumn="0" w:lastColumn="0" w:oddVBand="0" w:evenVBand="0" w:oddHBand="1" w:evenHBand="0" w:firstRowFirstColumn="0" w:firstRowLastColumn="0" w:lastRowFirstColumn="0" w:lastRowLastColumn="0"/>
               <w:rPr>
                 <w:rFonts w:ascii="Times New Roman" w:hAnsi="Times New Roman" w:cs="Times New Roman"/>
-                <w:color w:val="000000" w:themeColor="text1" w:themeShade="BF"/>
               </w:rPr>
             </w:pPr>
           </w:p>
@@ -4293,14 +4368,12 @@
             <w:pPr>
               <w:rPr>
                 <w:rFonts w:ascii="Times New Roman" w:hAnsi="Times New Roman" w:cs="Times New Roman"/>
-                <w:color w:val="000000" w:themeColor="text1" w:themeShade="BF"/>
               </w:rPr>
             </w:pPr>
             <w:proofErr w:type="spellStart"/>
             <w:r>
               <w:rPr>
                 <w:rFonts w:ascii="Times New Roman" w:hAnsi="Times New Roman" w:cs="Times New Roman"/>
-                <w:color w:val="000000" w:themeColor="text1" w:themeShade="BF"/>
               </w:rPr>
               <w:t>dist</w:t>
             </w:r>
@@ -4320,13 +4393,11 @@
               <w:cnfStyle w:val="000000000000" w:firstRow="0" w:lastRow="0" w:firstColumn="0" w:lastColumn="0" w:oddVBand="0" w:evenVBand="0" w:oddHBand="0" w:evenHBand="0" w:firstRowFirstColumn="0" w:firstRowLastColumn="0" w:lastRowFirstColumn="0" w:lastRowLastColumn="0"/>
               <w:rPr>
                 <w:rFonts w:ascii="Times New Roman" w:hAnsi="Times New Roman" w:cs="Times New Roman"/>
-                <w:color w:val="000000" w:themeColor="text1" w:themeShade="BF"/>
               </w:rPr>
             </w:pPr>
             <w:r>
               <w:rPr>
                 <w:rFonts w:ascii="Times New Roman" w:hAnsi="Times New Roman" w:cs="Times New Roman"/>
-                <w:color w:val="000000" w:themeColor="text1" w:themeShade="BF"/>
               </w:rPr>
               <w:t>Scalar</w:t>
             </w:r>
@@ -4369,13 +4440,11 @@
               <w:cnfStyle w:val="000000000000" w:firstRow="0" w:lastRow="0" w:firstColumn="0" w:lastColumn="0" w:oddVBand="0" w:evenVBand="0" w:oddHBand="0" w:evenHBand="0" w:firstRowFirstColumn="0" w:firstRowLastColumn="0" w:lastRowFirstColumn="0" w:lastRowLastColumn="0"/>
               <w:rPr>
                 <w:rFonts w:ascii="Times New Roman" w:hAnsi="Times New Roman" w:cs="Times New Roman"/>
-                <w:color w:val="000000" w:themeColor="text1" w:themeShade="BF"/>
               </w:rPr>
             </w:pPr>
             <w:r>
               <w:rPr>
                 <w:rFonts w:ascii="Times New Roman" w:hAnsi="Times New Roman" w:cs="Times New Roman"/>
-                <w:color w:val="000000" w:themeColor="text1" w:themeShade="BF"/>
               </w:rPr>
               <w:t>m</w:t>
             </w:r>
@@ -4399,14 +4468,12 @@
             <w:pPr>
               <w:rPr>
                 <w:rFonts w:ascii="Times New Roman" w:hAnsi="Times New Roman" w:cs="Times New Roman"/>
-                <w:color w:val="000000" w:themeColor="text1" w:themeShade="BF"/>
               </w:rPr>
             </w:pPr>
             <w:proofErr w:type="spellStart"/>
             <w:r>
               <w:rPr>
                 <w:rFonts w:ascii="Times New Roman" w:hAnsi="Times New Roman" w:cs="Times New Roman"/>
-                <w:color w:val="000000" w:themeColor="text1" w:themeShade="BF"/>
               </w:rPr>
               <w:t>fn</w:t>
             </w:r>
@@ -4414,7 +4481,6 @@
             <w:r>
               <w:rPr>
                 <w:rFonts w:ascii="Times New Roman" w:hAnsi="Times New Roman" w:cs="Times New Roman"/>
-                <w:color w:val="000000" w:themeColor="text1" w:themeShade="BF"/>
               </w:rPr>
               <w:t>, atmp1</w:t>
             </w:r>
@@ -4433,13 +4499,11 @@
               <w:cnfStyle w:val="000000100000" w:firstRow="0" w:lastRow="0" w:firstColumn="0" w:lastColumn="0" w:oddVBand="0" w:evenVBand="0" w:oddHBand="1" w:evenHBand="0" w:firstRowFirstColumn="0" w:firstRowLastColumn="0" w:lastRowFirstColumn="0" w:lastRowLastColumn="0"/>
               <w:rPr>
                 <w:rFonts w:ascii="Times New Roman" w:hAnsi="Times New Roman" w:cs="Times New Roman"/>
-                <w:color w:val="000000" w:themeColor="text1" w:themeShade="BF"/>
               </w:rPr>
             </w:pPr>
             <w:r>
               <w:rPr>
                 <w:rFonts w:ascii="Times New Roman" w:hAnsi="Times New Roman" w:cs="Times New Roman"/>
-                <w:color w:val="000000" w:themeColor="text1" w:themeShade="BF"/>
               </w:rPr>
               <w:t>Scalar</w:t>
             </w:r>
@@ -4458,13 +4522,11 @@
               <w:cnfStyle w:val="000000100000" w:firstRow="0" w:lastRow="0" w:firstColumn="0" w:lastColumn="0" w:oddVBand="0" w:evenVBand="0" w:oddHBand="1" w:evenHBand="0" w:firstRowFirstColumn="0" w:firstRowLastColumn="0" w:lastRowFirstColumn="0" w:lastRowLastColumn="0"/>
               <w:rPr>
                 <w:rFonts w:ascii="Times New Roman" w:hAnsi="Times New Roman" w:cs="Times New Roman"/>
-                <w:color w:val="000000" w:themeColor="text1" w:themeShade="BF"/>
               </w:rPr>
             </w:pPr>
             <w:r>
               <w:rPr>
                 <w:rFonts w:ascii="Times New Roman" w:hAnsi="Times New Roman" w:cs="Times New Roman"/>
-                <w:color w:val="000000" w:themeColor="text1" w:themeShade="BF"/>
               </w:rPr>
               <w:t>temporary array, normal size (</w:t>
             </w:r>
@@ -4472,7 +4534,6 @@
             <w:r>
               <w:rPr>
                 <w:rFonts w:ascii="Times New Roman" w:hAnsi="Times New Roman" w:cs="Times New Roman"/>
-                <w:color w:val="000000" w:themeColor="text1" w:themeShade="BF"/>
               </w:rPr>
               <w:t>ni</w:t>
             </w:r>
@@ -4480,7 +4541,6 @@
             <w:r>
               <w:rPr>
                 <w:rFonts w:ascii="Times New Roman" w:hAnsi="Times New Roman" w:cs="Times New Roman"/>
-                <w:color w:val="000000" w:themeColor="text1" w:themeShade="BF"/>
               </w:rPr>
               <w:t xml:space="preserve">, </w:t>
             </w:r>
@@ -4488,7 +4548,6 @@
             <w:r>
               <w:rPr>
                 <w:rFonts w:ascii="Times New Roman" w:hAnsi="Times New Roman" w:cs="Times New Roman"/>
-                <w:color w:val="000000" w:themeColor="text1" w:themeShade="BF"/>
               </w:rPr>
               <w:t>nj</w:t>
             </w:r>
@@ -4496,7 +4555,6 @@
             <w:r>
               <w:rPr>
                 <w:rFonts w:ascii="Times New Roman" w:hAnsi="Times New Roman" w:cs="Times New Roman"/>
-                <w:color w:val="000000" w:themeColor="text1" w:themeShade="BF"/>
               </w:rPr>
               <w:t xml:space="preserve">, </w:t>
             </w:r>
@@ -4504,7 +4562,6 @@
             <w:r>
               <w:rPr>
                 <w:rFonts w:ascii="Times New Roman" w:hAnsi="Times New Roman" w:cs="Times New Roman"/>
-                <w:color w:val="000000" w:themeColor="text1" w:themeShade="BF"/>
               </w:rPr>
               <w:t>nk</w:t>
             </w:r>
@@ -4512,7 +4569,6 @@
             <w:r>
               <w:rPr>
                 <w:rFonts w:ascii="Times New Roman" w:hAnsi="Times New Roman" w:cs="Times New Roman"/>
-                <w:color w:val="000000" w:themeColor="text1" w:themeShade="BF"/>
               </w:rPr>
               <w:t>)</w:t>
             </w:r>
@@ -4531,7 +4587,6 @@
               <w:cnfStyle w:val="000000100000" w:firstRow="0" w:lastRow="0" w:firstColumn="0" w:lastColumn="0" w:oddVBand="0" w:evenVBand="0" w:oddHBand="1" w:evenHBand="0" w:firstRowFirstColumn="0" w:firstRowLastColumn="0" w:lastRowFirstColumn="0" w:lastRowLastColumn="0"/>
               <w:rPr>
                 <w:rFonts w:ascii="Times New Roman" w:hAnsi="Times New Roman" w:cs="Times New Roman"/>
-                <w:color w:val="000000" w:themeColor="text1" w:themeShade="BF"/>
               </w:rPr>
             </w:pPr>
           </w:p>
@@ -4551,14 +4606,12 @@
             <w:pPr>
               <w:rPr>
                 <w:rFonts w:ascii="Times New Roman" w:hAnsi="Times New Roman" w:cs="Times New Roman"/>
-                <w:color w:val="000000" w:themeColor="text1" w:themeShade="BF"/>
               </w:rPr>
             </w:pPr>
             <w:proofErr w:type="spellStart"/>
             <w:r>
               <w:rPr>
                 <w:rFonts w:ascii="Times New Roman" w:hAnsi="Times New Roman" w:cs="Times New Roman"/>
-                <w:color w:val="000000" w:themeColor="text1" w:themeShade="BF"/>
               </w:rPr>
               <w:t>delrho</w:t>
             </w:r>
@@ -4568,13 +4621,11 @@
             <w:pPr>
               <w:rPr>
                 <w:rFonts w:ascii="Times New Roman" w:hAnsi="Times New Roman" w:cs="Times New Roman"/>
-                <w:color w:val="000000" w:themeColor="text1" w:themeShade="BF"/>
               </w:rPr>
             </w:pPr>
             <w:r>
               <w:rPr>
                 <w:rFonts w:ascii="Times New Roman" w:hAnsi="Times New Roman" w:cs="Times New Roman"/>
-                <w:color w:val="000000" w:themeColor="text1" w:themeShade="BF"/>
               </w:rPr>
               <w:t>vel</w:t>
             </w:r>
@@ -4593,13 +4644,11 @@
               <w:cnfStyle w:val="000000000000" w:firstRow="0" w:lastRow="0" w:firstColumn="0" w:lastColumn="0" w:oddVBand="0" w:evenVBand="0" w:oddHBand="0" w:evenHBand="0" w:firstRowFirstColumn="0" w:firstRowLastColumn="0" w:lastRowFirstColumn="0" w:lastRowLastColumn="0"/>
               <w:rPr>
                 <w:rFonts w:ascii="Times New Roman" w:hAnsi="Times New Roman" w:cs="Times New Roman"/>
-                <w:color w:val="000000" w:themeColor="text1" w:themeShade="BF"/>
               </w:rPr>
             </w:pPr>
             <w:r>
               <w:rPr>
                 <w:rFonts w:ascii="Times New Roman" w:hAnsi="Times New Roman" w:cs="Times New Roman"/>
-                <w:color w:val="000000" w:themeColor="text1" w:themeShade="BF"/>
               </w:rPr>
               <w:t>Scalar</w:t>
             </w:r>
@@ -4618,13 +4667,11 @@
               <w:cnfStyle w:val="000000000000" w:firstRow="0" w:lastRow="0" w:firstColumn="0" w:lastColumn="0" w:oddVBand="0" w:evenVBand="0" w:oddHBand="0" w:evenHBand="0" w:firstRowFirstColumn="0" w:firstRowLastColumn="0" w:lastRowFirstColumn="0" w:lastRowLastColumn="0"/>
               <w:rPr>
                 <w:rFonts w:ascii="Times New Roman" w:hAnsi="Times New Roman" w:cs="Times New Roman"/>
-                <w:color w:val="000000" w:themeColor="text1" w:themeShade="BF"/>
               </w:rPr>
             </w:pPr>
             <w:r>
               <w:rPr>
                 <w:rFonts w:ascii="Times New Roman" w:hAnsi="Times New Roman" w:cs="Times New Roman"/>
-                <w:color w:val="000000" w:themeColor="text1" w:themeShade="BF"/>
               </w:rPr>
               <w:t xml:space="preserve">temporary array, larger than normal (ni+1, nj+1, nk+1) </w:t>
             </w:r>
@@ -4643,7 +4690,6 @@
               <w:cnfStyle w:val="000000000000" w:firstRow="0" w:lastRow="0" w:firstColumn="0" w:lastColumn="0" w:oddVBand="0" w:evenVBand="0" w:oddHBand="0" w:evenHBand="0" w:firstRowFirstColumn="0" w:firstRowLastColumn="0" w:lastRowFirstColumn="0" w:lastRowLastColumn="0"/>
               <w:rPr>
                 <w:rFonts w:ascii="Times New Roman" w:hAnsi="Times New Roman" w:cs="Times New Roman"/>
-                <w:color w:val="000000" w:themeColor="text1" w:themeShade="BF"/>
               </w:rPr>
             </w:pPr>
           </w:p>
@@ -4666,7 +4712,6 @@
             <w:pPr>
               <w:rPr>
                 <w:rFonts w:ascii="Times New Roman" w:hAnsi="Times New Roman" w:cs="Times New Roman"/>
-                <w:color w:val="000000" w:themeColor="text1" w:themeShade="BF"/>
               </w:rPr>
             </w:pPr>
           </w:p>
@@ -4684,7 +4729,6 @@
               <w:cnfStyle w:val="000000100000" w:firstRow="0" w:lastRow="0" w:firstColumn="0" w:lastColumn="0" w:oddVBand="0" w:evenVBand="0" w:oddHBand="1" w:evenHBand="0" w:firstRowFirstColumn="0" w:firstRowLastColumn="0" w:lastRowFirstColumn="0" w:lastRowLastColumn="0"/>
               <w:rPr>
                 <w:rFonts w:ascii="Times New Roman" w:hAnsi="Times New Roman" w:cs="Times New Roman"/>
-                <w:color w:val="000000" w:themeColor="text1" w:themeShade="BF"/>
               </w:rPr>
             </w:pPr>
           </w:p>
@@ -4702,7 +4746,6 @@
               <w:cnfStyle w:val="000000100000" w:firstRow="0" w:lastRow="0" w:firstColumn="0" w:lastColumn="0" w:oddVBand="0" w:evenVBand="0" w:oddHBand="1" w:evenHBand="0" w:firstRowFirstColumn="0" w:firstRowLastColumn="0" w:lastRowFirstColumn="0" w:lastRowLastColumn="0"/>
               <w:rPr>
                 <w:rFonts w:ascii="Times New Roman" w:hAnsi="Times New Roman" w:cs="Times New Roman"/>
-                <w:color w:val="000000" w:themeColor="text1" w:themeShade="BF"/>
               </w:rPr>
             </w:pPr>
           </w:p>
@@ -4720,7 +4763,6 @@
               <w:cnfStyle w:val="000000100000" w:firstRow="0" w:lastRow="0" w:firstColumn="0" w:lastColumn="0" w:oddVBand="0" w:evenVBand="0" w:oddHBand="1" w:evenHBand="0" w:firstRowFirstColumn="0" w:firstRowLastColumn="0" w:lastRowFirstColumn="0" w:lastRowLastColumn="0"/>
               <w:rPr>
                 <w:rFonts w:ascii="Times New Roman" w:hAnsi="Times New Roman" w:cs="Times New Roman"/>
-                <w:color w:val="000000" w:themeColor="text1" w:themeShade="BF"/>
               </w:rPr>
             </w:pPr>
           </w:p>
@@ -4740,7 +4782,6 @@
             <w:pPr>
               <w:rPr>
                 <w:rFonts w:ascii="Times New Roman" w:hAnsi="Times New Roman" w:cs="Times New Roman"/>
-                <w:color w:val="000000" w:themeColor="text1" w:themeShade="BF"/>
               </w:rPr>
             </w:pPr>
           </w:p>
@@ -4758,7 +4799,6 @@
               <w:cnfStyle w:val="000000000000" w:firstRow="0" w:lastRow="0" w:firstColumn="0" w:lastColumn="0" w:oddVBand="0" w:evenVBand="0" w:oddHBand="0" w:evenHBand="0" w:firstRowFirstColumn="0" w:firstRowLastColumn="0" w:lastRowFirstColumn="0" w:lastRowLastColumn="0"/>
               <w:rPr>
                 <w:rFonts w:ascii="Times New Roman" w:hAnsi="Times New Roman" w:cs="Times New Roman"/>
-                <w:color w:val="000000" w:themeColor="text1" w:themeShade="BF"/>
               </w:rPr>
             </w:pPr>
           </w:p>
@@ -4776,7 +4816,6 @@
               <w:cnfStyle w:val="000000000000" w:firstRow="0" w:lastRow="0" w:firstColumn="0" w:lastColumn="0" w:oddVBand="0" w:evenVBand="0" w:oddHBand="0" w:evenHBand="0" w:firstRowFirstColumn="0" w:firstRowLastColumn="0" w:lastRowFirstColumn="0" w:lastRowLastColumn="0"/>
               <w:rPr>
                 <w:rFonts w:ascii="Times New Roman" w:hAnsi="Times New Roman" w:cs="Times New Roman"/>
-                <w:color w:val="000000" w:themeColor="text1" w:themeShade="BF"/>
               </w:rPr>
             </w:pPr>
           </w:p>
@@ -4794,7 +4833,6 @@
               <w:cnfStyle w:val="000000000000" w:firstRow="0" w:lastRow="0" w:firstColumn="0" w:lastColumn="0" w:oddVBand="0" w:evenVBand="0" w:oddHBand="0" w:evenHBand="0" w:firstRowFirstColumn="0" w:firstRowLastColumn="0" w:lastRowFirstColumn="0" w:lastRowLastColumn="0"/>
               <w:rPr>
                 <w:rFonts w:ascii="Times New Roman" w:hAnsi="Times New Roman" w:cs="Times New Roman"/>
-                <w:color w:val="000000" w:themeColor="text1" w:themeShade="BF"/>
               </w:rPr>
             </w:pPr>
           </w:p>
@@ -4817,7 +4855,6 @@
             <w:pPr>
               <w:rPr>
                 <w:rFonts w:ascii="Times New Roman" w:hAnsi="Times New Roman" w:cs="Times New Roman"/>
-                <w:color w:val="000000" w:themeColor="text1" w:themeShade="BF"/>
               </w:rPr>
             </w:pPr>
           </w:p>
@@ -4835,7 +4872,6 @@
               <w:cnfStyle w:val="000000100000" w:firstRow="0" w:lastRow="0" w:firstColumn="0" w:lastColumn="0" w:oddVBand="0" w:evenVBand="0" w:oddHBand="1" w:evenHBand="0" w:firstRowFirstColumn="0" w:firstRowLastColumn="0" w:lastRowFirstColumn="0" w:lastRowLastColumn="0"/>
               <w:rPr>
                 <w:rFonts w:ascii="Times New Roman" w:hAnsi="Times New Roman" w:cs="Times New Roman"/>
-                <w:color w:val="000000" w:themeColor="text1" w:themeShade="BF"/>
               </w:rPr>
             </w:pPr>
           </w:p>
@@ -4853,7 +4889,6 @@
               <w:cnfStyle w:val="000000100000" w:firstRow="0" w:lastRow="0" w:firstColumn="0" w:lastColumn="0" w:oddVBand="0" w:evenVBand="0" w:oddHBand="1" w:evenHBand="0" w:firstRowFirstColumn="0" w:firstRowLastColumn="0" w:lastRowFirstColumn="0" w:lastRowLastColumn="0"/>
               <w:rPr>
                 <w:rFonts w:ascii="Times New Roman" w:hAnsi="Times New Roman" w:cs="Times New Roman"/>
-                <w:color w:val="000000" w:themeColor="text1" w:themeShade="BF"/>
               </w:rPr>
             </w:pPr>
           </w:p>
@@ -4871,7 +4906,6 @@
               <w:cnfStyle w:val="000000100000" w:firstRow="0" w:lastRow="0" w:firstColumn="0" w:lastColumn="0" w:oddVBand="0" w:evenVBand="0" w:oddHBand="1" w:evenHBand="0" w:firstRowFirstColumn="0" w:firstRowLastColumn="0" w:lastRowFirstColumn="0" w:lastRowLastColumn="0"/>
               <w:rPr>
                 <w:rFonts w:ascii="Times New Roman" w:hAnsi="Times New Roman" w:cs="Times New Roman"/>
-                <w:color w:val="000000" w:themeColor="text1" w:themeShade="BF"/>
               </w:rPr>
             </w:pPr>
           </w:p>
@@ -4891,7 +4925,6 @@
             <w:pPr>
               <w:rPr>
                 <w:rFonts w:ascii="Times New Roman" w:hAnsi="Times New Roman" w:cs="Times New Roman"/>
-                <w:color w:val="000000" w:themeColor="text1" w:themeShade="BF"/>
               </w:rPr>
             </w:pPr>
           </w:p>
@@ -4909,7 +4942,6 @@
               <w:cnfStyle w:val="000000000000" w:firstRow="0" w:lastRow="0" w:firstColumn="0" w:lastColumn="0" w:oddVBand="0" w:evenVBand="0" w:oddHBand="0" w:evenHBand="0" w:firstRowFirstColumn="0" w:firstRowLastColumn="0" w:lastRowFirstColumn="0" w:lastRowLastColumn="0"/>
               <w:rPr>
                 <w:rFonts w:ascii="Times New Roman" w:hAnsi="Times New Roman" w:cs="Times New Roman"/>
-                <w:color w:val="000000" w:themeColor="text1" w:themeShade="BF"/>
               </w:rPr>
             </w:pPr>
           </w:p>
@@ -4927,7 +4959,6 @@
               <w:cnfStyle w:val="000000000000" w:firstRow="0" w:lastRow="0" w:firstColumn="0" w:lastColumn="0" w:oddVBand="0" w:evenVBand="0" w:oddHBand="0" w:evenHBand="0" w:firstRowFirstColumn="0" w:firstRowLastColumn="0" w:lastRowFirstColumn="0" w:lastRowLastColumn="0"/>
               <w:rPr>
                 <w:rFonts w:ascii="Times New Roman" w:hAnsi="Times New Roman" w:cs="Times New Roman"/>
-                <w:color w:val="000000" w:themeColor="text1" w:themeShade="BF"/>
               </w:rPr>
             </w:pPr>
           </w:p>
@@ -4945,7 +4976,6 @@
               <w:cnfStyle w:val="000000000000" w:firstRow="0" w:lastRow="0" w:firstColumn="0" w:lastColumn="0" w:oddVBand="0" w:evenVBand="0" w:oddHBand="0" w:evenHBand="0" w:firstRowFirstColumn="0" w:firstRowLastColumn="0" w:lastRowFirstColumn="0" w:lastRowLastColumn="0"/>
               <w:rPr>
                 <w:rFonts w:ascii="Times New Roman" w:hAnsi="Times New Roman" w:cs="Times New Roman"/>
-                <w:color w:val="000000" w:themeColor="text1" w:themeShade="BF"/>
               </w:rPr>
             </w:pPr>
           </w:p>
@@ -4968,7 +4998,6 @@
             <w:pPr>
               <w:rPr>
                 <w:rFonts w:ascii="Times New Roman" w:hAnsi="Times New Roman" w:cs="Times New Roman"/>
-                <w:color w:val="000000" w:themeColor="text1" w:themeShade="BF"/>
               </w:rPr>
             </w:pPr>
           </w:p>
@@ -4986,7 +5015,6 @@
               <w:cnfStyle w:val="000000100000" w:firstRow="0" w:lastRow="0" w:firstColumn="0" w:lastColumn="0" w:oddVBand="0" w:evenVBand="0" w:oddHBand="1" w:evenHBand="0" w:firstRowFirstColumn="0" w:firstRowLastColumn="0" w:lastRowFirstColumn="0" w:lastRowLastColumn="0"/>
               <w:rPr>
                 <w:rFonts w:ascii="Times New Roman" w:hAnsi="Times New Roman" w:cs="Times New Roman"/>
-                <w:color w:val="000000" w:themeColor="text1" w:themeShade="BF"/>
               </w:rPr>
             </w:pPr>
           </w:p>
@@ -5004,7 +5032,6 @@
               <w:cnfStyle w:val="000000100000" w:firstRow="0" w:lastRow="0" w:firstColumn="0" w:lastColumn="0" w:oddVBand="0" w:evenVBand="0" w:oddHBand="1" w:evenHBand="0" w:firstRowFirstColumn="0" w:firstRowLastColumn="0" w:lastRowFirstColumn="0" w:lastRowLastColumn="0"/>
               <w:rPr>
                 <w:rFonts w:ascii="Times New Roman" w:hAnsi="Times New Roman" w:cs="Times New Roman"/>
-                <w:color w:val="000000" w:themeColor="text1" w:themeShade="BF"/>
               </w:rPr>
             </w:pPr>
           </w:p>
@@ -5022,7 +5049,6 @@
               <w:cnfStyle w:val="000000100000" w:firstRow="0" w:lastRow="0" w:firstColumn="0" w:lastColumn="0" w:oddVBand="0" w:evenVBand="0" w:oddHBand="1" w:evenHBand="0" w:firstRowFirstColumn="0" w:firstRowLastColumn="0" w:lastRowFirstColumn="0" w:lastRowLastColumn="0"/>
               <w:rPr>
                 <w:rFonts w:ascii="Times New Roman" w:hAnsi="Times New Roman" w:cs="Times New Roman"/>
-                <w:color w:val="000000" w:themeColor="text1" w:themeShade="BF"/>
               </w:rPr>
             </w:pPr>
           </w:p>
@@ -5041,7 +5067,6 @@
             <w:pPr>
               <w:rPr>
                 <w:rFonts w:ascii="Times New Roman" w:hAnsi="Times New Roman" w:cs="Times New Roman"/>
-                <w:color w:val="000000" w:themeColor="text1" w:themeShade="BF"/>
               </w:rPr>
             </w:pPr>
           </w:p>
@@ -5058,7 +5083,6 @@
               <w:cnfStyle w:val="000000000000" w:firstRow="0" w:lastRow="0" w:firstColumn="0" w:lastColumn="0" w:oddVBand="0" w:evenVBand="0" w:oddHBand="0" w:evenHBand="0" w:firstRowFirstColumn="0" w:firstRowLastColumn="0" w:lastRowFirstColumn="0" w:lastRowLastColumn="0"/>
               <w:rPr>
                 <w:rFonts w:ascii="Times New Roman" w:hAnsi="Times New Roman" w:cs="Times New Roman"/>
-                <w:color w:val="000000" w:themeColor="text1" w:themeShade="BF"/>
               </w:rPr>
             </w:pPr>
           </w:p>
@@ -5075,7 +5099,6 @@
               <w:cnfStyle w:val="000000000000" w:firstRow="0" w:lastRow="0" w:firstColumn="0" w:lastColumn="0" w:oddVBand="0" w:evenVBand="0" w:oddHBand="0" w:evenHBand="0" w:firstRowFirstColumn="0" w:firstRowLastColumn="0" w:lastRowFirstColumn="0" w:lastRowLastColumn="0"/>
               <w:rPr>
                 <w:rFonts w:ascii="Times New Roman" w:hAnsi="Times New Roman" w:cs="Times New Roman"/>
-                <w:color w:val="000000" w:themeColor="text1" w:themeShade="BF"/>
               </w:rPr>
             </w:pPr>
           </w:p>
@@ -5092,7 +5115,6 @@
               <w:cnfStyle w:val="000000000000" w:firstRow="0" w:lastRow="0" w:firstColumn="0" w:lastColumn="0" w:oddVBand="0" w:evenVBand="0" w:oddHBand="0" w:evenHBand="0" w:firstRowFirstColumn="0" w:firstRowLastColumn="0" w:lastRowFirstColumn="0" w:lastRowLastColumn="0"/>
               <w:rPr>
                 <w:rFonts w:ascii="Times New Roman" w:hAnsi="Times New Roman" w:cs="Times New Roman"/>
-                <w:color w:val="000000" w:themeColor="text1" w:themeShade="BF"/>
               </w:rPr>
             </w:pPr>
           </w:p>
@@ -5824,7 +5846,7 @@
       <w:pPr>
         <w:ind w:left="709" w:hanging="709"/>
         <w:rPr>
-          <w:rFonts w:ascii="Times New Roman" w:hAnsi="Times New Roman" w:cs="Times New Roman" w:hint="eastAsia"/>
+          <w:rFonts w:ascii="Times New Roman" w:hAnsi="Times New Roman" w:cs="Times New Roman"/>
         </w:rPr>
       </w:pPr>
       <w:r>
@@ -5916,6 +5938,114 @@
           <w:rFonts w:ascii="Times New Roman" w:hAnsi="Times New Roman" w:cs="Times New Roman" w:hint="eastAsia"/>
         </w:rPr>
         <w:t xml:space="preserve">) is performed. </w:t>
+      </w:r>
+      <w:r>
+        <w:rPr>
+          <w:rFonts w:ascii="Times New Roman" w:hAnsi="Times New Roman" w:cs="Times New Roman"/>
+        </w:rPr>
+        <w:br/>
+      </w:r>
+      <w:r>
+        <w:rPr>
+          <w:rFonts w:ascii="Times New Roman" w:hAnsi="Times New Roman" w:cs="Times New Roman" w:hint="eastAsia"/>
+        </w:rPr>
+        <w:t xml:space="preserve">This special extrapolation </w:t>
+      </w:r>
+      <w:r>
+        <w:rPr>
+          <w:rFonts w:ascii="Times New Roman" w:hAnsi="Times New Roman" w:cs="Times New Roman" w:hint="eastAsia"/>
+        </w:rPr>
+        <w:t xml:space="preserve">has influences on </w:t>
+      </w:r>
+      <w:r>
+        <w:rPr>
+          <w:rFonts w:ascii="Times New Roman" w:hAnsi="Times New Roman" w:cs="Times New Roman" w:hint="eastAsia"/>
+        </w:rPr>
+        <w:t>the marching cube algorithms</w:t>
+      </w:r>
+      <w:r>
+        <w:rPr>
+          <w:rFonts w:ascii="Times New Roman" w:hAnsi="Times New Roman" w:cs="Times New Roman" w:hint="eastAsia"/>
+        </w:rPr>
+        <w:t xml:space="preserve"> (interfacial area density). However, it does not have influence on the distance function because color function in the wall is neglected in the distance calculation. </w:t>
+      </w:r>
+      <w:r>
+        <w:rPr>
+          <w:rFonts w:ascii="Times New Roman" w:hAnsi="Times New Roman" w:cs="Times New Roman" w:hint="eastAsia"/>
+        </w:rPr>
+        <w:t>The distance function in wall cells are copied from the cells from the fluid region.</w:t>
+      </w:r>
+      <w:r>
+        <w:rPr>
+          <w:rFonts w:ascii="Times New Roman" w:hAnsi="Times New Roman" w:cs="Times New Roman"/>
+        </w:rPr>
+        <w:br/>
+      </w:r>
+      <w:r>
+        <w:rPr>
+          <w:rFonts w:ascii="Times New Roman" w:hAnsi="Times New Roman" w:cs="Times New Roman" w:hint="eastAsia"/>
+        </w:rPr>
+        <w:t xml:space="preserve">Since </w:t>
+      </w:r>
+      <w:r>
+        <w:rPr>
+          <w:rFonts w:ascii="Times New Roman" w:hAnsi="Times New Roman" w:cs="Times New Roman" w:hint="eastAsia"/>
+        </w:rPr>
+        <w:t>normal vector</w:t>
+      </w:r>
+      <w:r>
+        <w:rPr>
+          <w:rFonts w:ascii="Times New Roman" w:hAnsi="Times New Roman" w:cs="Times New Roman" w:hint="eastAsia"/>
+        </w:rPr>
+        <w:t>s</w:t>
+      </w:r>
+      <w:r>
+        <w:rPr>
+          <w:rFonts w:ascii="Times New Roman" w:hAnsi="Times New Roman" w:cs="Times New Roman" w:hint="eastAsia"/>
+        </w:rPr>
+        <w:t xml:space="preserve"> </w:t>
+      </w:r>
+      <w:r>
+        <w:rPr>
+          <w:rFonts w:ascii="Times New Roman" w:hAnsi="Times New Roman" w:cs="Times New Roman" w:hint="eastAsia"/>
+        </w:rPr>
+        <w:t xml:space="preserve">both </w:t>
+      </w:r>
+      <w:r>
+        <w:rPr>
+          <w:rFonts w:ascii="Times New Roman" w:hAnsi="Times New Roman" w:cs="Times New Roman" w:hint="eastAsia"/>
+        </w:rPr>
+        <w:t>at cell center</w:t>
+      </w:r>
+      <w:r>
+        <w:rPr>
+          <w:rFonts w:ascii="Times New Roman" w:hAnsi="Times New Roman" w:cs="Times New Roman" w:hint="eastAsia"/>
+        </w:rPr>
+        <w:t>s</w:t>
+      </w:r>
+      <w:r>
+        <w:rPr>
+          <w:rFonts w:ascii="Times New Roman" w:hAnsi="Times New Roman" w:cs="Times New Roman" w:hint="eastAsia"/>
+        </w:rPr>
+        <w:t xml:space="preserve"> and node point</w:t>
+      </w:r>
+      <w:r>
+        <w:rPr>
+          <w:rFonts w:ascii="Times New Roman" w:hAnsi="Times New Roman" w:cs="Times New Roman" w:hint="eastAsia"/>
+        </w:rPr>
+        <w:t>s are calculated from the distance function, the extrapolated color function does not have influence on normal vectors</w:t>
+      </w:r>
+      <w:r>
+        <w:rPr>
+          <w:rFonts w:ascii="Times New Roman" w:hAnsi="Times New Roman" w:cs="Times New Roman" w:hint="eastAsia"/>
+        </w:rPr>
+        <w:t>.</w:t>
+      </w:r>
+      <w:r>
+        <w:rPr>
+          <w:rFonts w:ascii="Times New Roman" w:hAnsi="Times New Roman" w:cs="Times New Roman" w:hint="eastAsia"/>
+        </w:rPr>
+        <w:t xml:space="preserve"> </w:t>
       </w:r>
     </w:p>
     <w:p/>
